--- a/docs/legal/dist/volunteer-agreement.docx
+++ b/docs/legal/dist/volunteer-agreement.docx
@@ -87,93 +87,6 @@
       <w:tr>
         <w:tc>
           <w:tcPr>
-            <w:tcW w:type="dxa" w:w="9906"/>
-            <w:gridSpan w:val="2"/>
-            <w:tcMar>
-              <w:top w:type="dxa" w:w="80"/>
-              <w:left w:type="dxa" w:w="100"/>
-              <w:bottom w:type="dxa" w:w="80"/>
-              <w:right w:type="dxa" w:w="100"/>
-            </w:tcMar>
-          </w:tcPr>
-          <w:p>
-            <w:pPr>
-              <w:spacing w:after="80"/>
-            </w:pPr>
-            <w:r>
-              <w:rPr>
-                <w:rFonts w:ascii="Arial" w:cs="Arial" w:eastAsia="Arial" w:hAnsi="Arial"/>
-                <w:color w:val="5A6A72"/>
-                <w:sz w:val="16"/>
-                <w:szCs w:val="16"/>
-              </w:rPr>
-              <w:t xml:space="preserve">Draft of the agreement every volunteer accepts and the rules behind it, the document the Terms of use (Art. 9), the Code of conduct (Art. 10), the safeguarding policy (Art. 9), the conflict-of-interest policy and the Chapter Rules refer to. Part A is the short form an event-day volunteer accepts on the platform when signing up; Part B is the full written agreement for recurring roles (team leads, club connectors, chapter officers, safeguarding leads, anyone with regular tasks); Part C is the volunteer rules that apply to both; Part D lists checks, parameters and platform notes. Montenegrin is the operative text; the English under each article is a translation. Drafted 2026-09-21 from the team guide (roles and their time cost), the brief and the governance drafts. </w:t>
-            </w:r>
-            <w:r>
-              <w:rPr>
-                <w:rFonts w:ascii="Arial" w:cs="Arial" w:eastAsia="Arial" w:hAnsi="Arial"/>
-                <w:b/>
-                <w:bCs/>
-                <w:color w:val="5A6A72"/>
-                <w:sz w:val="16"/>
-                <w:szCs w:val="16"/>
-              </w:rPr>
-              <w:t xml:space="preserve">The lawyer reviews against Montenegro's Law on Volunteering before use</w:t>
-            </w:r>
-            <w:r>
-              <w:rPr>
-                <w:rFonts w:ascii="Arial" w:cs="Arial" w:eastAsia="Arial" w:hAnsi="Arial"/>
-                <w:color w:val="5A6A72"/>
-                <w:sz w:val="16"/>
-                <w:szCs w:val="16"/>
-              </w:rPr>
-              <w:t xml:space="preserve">, in particular which volunteering must have a written contract, what it must contain, insurance duties and the rules for minors; nothing in this draft states those as fact.</w:t>
-            </w:r>
-          </w:p>
-        </w:tc>
-      </w:tr>
-      <w:tr>
-        <w:tc>
-          <w:tcPr>
-            <w:tcW w:type="dxa" w:w="9906"/>
-            <w:gridSpan w:val="2"/>
-            <w:tcMar>
-              <w:top w:type="dxa" w:w="80"/>
-              <w:left w:type="dxa" w:w="100"/>
-              <w:bottom w:type="dxa" w:w="80"/>
-              <w:right w:type="dxa" w:w="100"/>
-            </w:tcMar>
-          </w:tcPr>
-          <w:p>
-            <w:pPr>
-              <w:spacing w:after="80"/>
-            </w:pPr>
-            <w:r>
-              <w:rPr>
-                <w:rFonts w:ascii="Arial" w:cs="Arial" w:eastAsia="Arial" w:hAnsi="Arial"/>
-                <w:b/>
-                <w:bCs/>
-                <w:color w:val="5A6A72"/>
-                <w:sz w:val="16"/>
-                <w:szCs w:val="16"/>
-              </w:rPr>
-              <w:t xml:space="preserve">Decisions embedded here, from the team guide and the policies:</w:t>
-            </w:r>
-            <w:r>
-              <w:rPr>
-                <w:rFonts w:ascii="Arial" w:cs="Arial" w:eastAsia="Arial" w:hAnsi="Arial"/>
-                <w:color w:val="5A6A72"/>
-                <w:sz w:val="16"/>
-                <w:szCs w:val="16"/>
-              </w:rPr>
-              <w:t xml:space="preserve"> volunteering is unpaid; justified costs are reimbursed against receipts; every volunteer is briefed before every event; child-facing tasks need the safeguarding declaration; cash is handled in pairs; volunteers wear the badge and represent the association only within their task.</w:t>
-            </w:r>
-          </w:p>
-        </w:tc>
-      </w:tr>
-      <w:tr>
-        <w:tc>
-          <w:tcPr>
             <w:tcW w:type="dxa" w:w="4953"/>
             <w:shd w:fill="E3EBED" w:color="auto" w:val="clear"/>
             <w:tcMar>
@@ -247,6 +160,43 @@
               <w:t xml:space="preserve">Prikazuje se pri prijavi za volontiranje na sajtu i pri potvrdi zadatka za konkretan događaj. Platforma čuva verziju, datum i vrijeme potvrde.</w:t>
             </w:r>
           </w:p>
+        </w:tc>
+        <w:tc>
+          <w:tcPr>
+            <w:tcW w:type="dxa" w:w="4953"/>
+            <w:tcMar>
+              <w:top w:type="dxa" w:w="80"/>
+              <w:left w:type="dxa" w:w="100"/>
+              <w:bottom w:type="dxa" w:w="80"/>
+              <w:right w:type="dxa" w:w="100"/>
+            </w:tcMar>
+          </w:tcPr>
+          <w:p>
+            <w:pPr>
+              <w:spacing w:after="100"/>
+            </w:pPr>
+            <w:r>
+              <w:rPr>
+                <w:rFonts w:ascii="Arial" w:cs="Arial" w:eastAsia="Arial" w:hAnsi="Arial"/>
+                <w:sz w:val="18"/>
+                <w:szCs w:val="18"/>
+              </w:rPr>
+              <w:t xml:space="preserve">Shown at volunteer sign-up on the site and when a task for a specific event is confirmed. The platform stores the version, date and time of confirmation.</w:t>
+            </w:r>
+          </w:p>
+        </w:tc>
+      </w:tr>
+      <w:tr>
+        <w:tc>
+          <w:tcPr>
+            <w:tcW w:type="dxa" w:w="4953"/>
+            <w:tcMar>
+              <w:top w:type="dxa" w:w="80"/>
+              <w:left w:type="dxa" w:w="100"/>
+              <w:bottom w:type="dxa" w:w="80"/>
+              <w:right w:type="dxa" w:w="100"/>
+            </w:tcMar>
+          </w:tcPr>
           <w:p>
             <w:pPr>
               <w:spacing w:after="100"/>
@@ -262,6 +212,45 @@
               <w:t xml:space="preserve">Prijavljujem se da volontiram na događaju [naziv, datum] u ulozi [redar / prijave / okrepa / podjela kostima / fotograf / dječija zona / voda / drugo] i potvrđujem:</w:t>
             </w:r>
           </w:p>
+        </w:tc>
+        <w:tc>
+          <w:tcPr>
+            <w:tcW w:type="dxa" w:w="4953"/>
+            <w:tcMar>
+              <w:top w:type="dxa" w:w="80"/>
+              <w:left w:type="dxa" w:w="100"/>
+              <w:bottom w:type="dxa" w:w="80"/>
+              <w:right w:type="dxa" w:w="100"/>
+            </w:tcMar>
+          </w:tcPr>
+          <w:p>
+            <w:pPr>
+              <w:spacing w:after="100"/>
+            </w:pPr>
+            <w:r>
+              <w:rPr>
+                <w:rFonts w:ascii="Arial" w:cs="Arial" w:eastAsia="Arial" w:hAnsi="Arial"/>
+                <w:b/>
+                <w:bCs/>
+                <w:sz w:val="18"/>
+                <w:szCs w:val="18"/>
+              </w:rPr>
+              <w:t xml:space="preserve">I am signing up to volunteer at the event [name, date] in the role of [marshal / registration / refreshments / costume distribution / photographer / children's zone / water / other] and I confirm that:</w:t>
+            </w:r>
+          </w:p>
+        </w:tc>
+      </w:tr>
+      <w:tr>
+        <w:tc>
+          <w:tcPr>
+            <w:tcW w:type="dxa" w:w="4953"/>
+            <w:tcMar>
+              <w:top w:type="dxa" w:w="80"/>
+              <w:left w:type="dxa" w:w="100"/>
+              <w:bottom w:type="dxa" w:w="80"/>
+              <w:right w:type="dxa" w:w="100"/>
+            </w:tcMar>
+          </w:tcPr>
           <w:p>
             <w:pPr>
               <w:pStyle w:val="ListParagraph"/>
@@ -331,7 +320,7 @@
                 <w:sz w:val="18"/>
                 <w:szCs w:val="18"/>
               </w:rPr>
-              <w:t xml:space="preserve">Pročitao/la sam i prihvatam Kodeks ponašanja i, ako je moj zadatak sa djecom, Politiku zaštite djece; potpisujem izjavu iz Politike zaštite djece i potvrđujem da protiv mene nije vođen ni se ne vodi postupak za krivično djelo protiv djece, polne slobode ili nasilja u porodici.</w:t>
+              <w:t xml:space="preserve">Pročitao/la sam i prihvatam Kodeks ponašanja i, ako je moj zadatak sa djecom, Politiku zaštite djece; potpisujem izjavu iz Politike zaštite djece i potvrđujem da protiv mene nije vođen niti se vodi postupak za krivično djelo protiv djece, polne slobode ili nasilja u porodici.</w:t>
             </w:r>
           </w:p>
           <w:p>
@@ -460,6 +449,228 @@
               <w:t xml:space="preserve">Moji podaci obrađuju se po Politici privatnosti; mogu tražiti brisanje po završetku angažmana.</w:t>
             </w:r>
           </w:p>
+        </w:tc>
+        <w:tc>
+          <w:tcPr>
+            <w:tcW w:type="dxa" w:w="4953"/>
+            <w:tcMar>
+              <w:top w:type="dxa" w:w="80"/>
+              <w:left w:type="dxa" w:w="100"/>
+              <w:bottom w:type="dxa" w:w="80"/>
+              <w:right w:type="dxa" w:w="100"/>
+            </w:tcMar>
+          </w:tcPr>
+          <w:p>
+            <w:pPr>
+              <w:pStyle w:val="ListParagraph"/>
+              <w:numPr>
+                <w:ilvl w:val="0"/>
+                <w:numId w:val="3"/>
+              </w:numPr>
+              <w:spacing w:after="40"/>
+            </w:pPr>
+            <w:r>
+              <w:rPr>
+                <w:rFonts w:ascii="Arial" w:cs="Arial" w:eastAsia="Arial" w:hAnsi="Arial"/>
+                <w:sz w:val="18"/>
+                <w:szCs w:val="18"/>
+              </w:rPr>
+              <w:t xml:space="preserve">I am 18 years of age or older. [For persons aged 15 to 18: the application is submitted and confirmed by a parent or guardian, who agrees to the role; such volunteers do not work with money, on the water or alone with children.]</w:t>
+            </w:r>
+          </w:p>
+          <w:p>
+            <w:pPr>
+              <w:pStyle w:val="ListParagraph"/>
+              <w:numPr>
+                <w:ilvl w:val="0"/>
+                <w:numId w:val="3"/>
+              </w:numPr>
+              <w:spacing w:after="40"/>
+            </w:pPr>
+            <w:r>
+              <w:rPr>
+                <w:rFonts w:ascii="Arial" w:cs="Arial" w:eastAsia="Arial" w:hAnsi="Arial"/>
+                <w:sz w:val="18"/>
+                <w:szCs w:val="18"/>
+              </w:rPr>
+              <w:t xml:space="preserve">I volunteer voluntarily and without pay. Justified costs approved by the association in advance (travel, materials) are reimbursed against a receipt.</w:t>
+            </w:r>
+          </w:p>
+          <w:p>
+            <w:pPr>
+              <w:pStyle w:val="ListParagraph"/>
+              <w:numPr>
+                <w:ilvl w:val="0"/>
+                <w:numId w:val="3"/>
+              </w:numPr>
+              <w:spacing w:after="40"/>
+            </w:pPr>
+            <w:r>
+              <w:rPr>
+                <w:rFonts w:ascii="Arial" w:cs="Arial" w:eastAsia="Arial" w:hAnsi="Arial"/>
+                <w:sz w:val="18"/>
+                <w:szCs w:val="18"/>
+              </w:rPr>
+              <w:t xml:space="preserve">I will attend a briefing before the task and perform only the tasks I have been briefed for; I will follow the instructions of the event manager, marshals, lifeguards and the medical service.</w:t>
+            </w:r>
+          </w:p>
+          <w:p>
+            <w:pPr>
+              <w:pStyle w:val="ListParagraph"/>
+              <w:numPr>
+                <w:ilvl w:val="0"/>
+                <w:numId w:val="3"/>
+              </w:numPr>
+              <w:spacing w:after="40"/>
+            </w:pPr>
+            <w:r>
+              <w:rPr>
+                <w:rFonts w:ascii="Arial" w:cs="Arial" w:eastAsia="Arial" w:hAnsi="Arial"/>
+                <w:sz w:val="18"/>
+                <w:szCs w:val="18"/>
+              </w:rPr>
+              <w:t xml:space="preserve">I have read and accept the Code of Conduct and, if my task involves children, the Child Safeguarding Policy; I sign the declaration under the Child Safeguarding Policy and confirm that no proceedings have been or are being conducted against me for a criminal offence against children, against sexual freedom or of domestic violence.</w:t>
+            </w:r>
+          </w:p>
+          <w:p>
+            <w:pPr>
+              <w:pStyle w:val="ListParagraph"/>
+              <w:numPr>
+                <w:ilvl w:val="0"/>
+                <w:numId w:val="3"/>
+              </w:numPr>
+              <w:spacing w:after="40"/>
+            </w:pPr>
+            <w:r>
+              <w:rPr>
+                <w:rFonts w:ascii="Arial" w:cs="Arial" w:eastAsia="Arial" w:hAnsi="Arial"/>
+                <w:sz w:val="18"/>
+                <w:szCs w:val="18"/>
+              </w:rPr>
+              <w:t xml:space="preserve">I will wear the association's badge only while on task and will not make statements on behalf of the association.</w:t>
+            </w:r>
+          </w:p>
+          <w:p>
+            <w:pPr>
+              <w:pStyle w:val="ListParagraph"/>
+              <w:numPr>
+                <w:ilvl w:val="0"/>
+                <w:numId w:val="3"/>
+              </w:numPr>
+              <w:spacing w:after="40"/>
+            </w:pPr>
+            <w:r>
+              <w:rPr>
+                <w:rFonts w:ascii="Arial" w:cs="Arial" w:eastAsia="Arial" w:hAnsi="Arial"/>
+                <w:sz w:val="18"/>
+                <w:szCs w:val="18"/>
+              </w:rPr>
+              <w:t xml:space="preserve">I will not accept money or gifts from participants, beneficiaries or sponsors; I accept cash only in pairs, against a receipt, and hand it over to the treasurer immediately.</w:t>
+            </w:r>
+          </w:p>
+          <w:p>
+            <w:pPr>
+              <w:pStyle w:val="ListParagraph"/>
+              <w:numPr>
+                <w:ilvl w:val="0"/>
+                <w:numId w:val="3"/>
+              </w:numPr>
+              <w:spacing w:after="40"/>
+            </w:pPr>
+            <w:r>
+              <w:rPr>
+                <w:rFonts w:ascii="Arial" w:cs="Arial" w:eastAsia="Arial" w:hAnsi="Arial"/>
+                <w:sz w:val="18"/>
+                <w:szCs w:val="18"/>
+              </w:rPr>
+              <w:t xml:space="preserve">I will not use or disclose data about participants, donors, beneficiaries and children that I come across on the task.</w:t>
+            </w:r>
+          </w:p>
+          <w:p>
+            <w:pPr>
+              <w:pStyle w:val="ListParagraph"/>
+              <w:numPr>
+                <w:ilvl w:val="0"/>
+                <w:numId w:val="3"/>
+              </w:numPr>
+              <w:spacing w:after="40"/>
+            </w:pPr>
+            <w:r>
+              <w:rPr>
+                <w:rFonts w:ascii="Arial" w:cs="Arial" w:eastAsia="Arial" w:hAnsi="Arial"/>
+                <w:sz w:val="18"/>
+                <w:szCs w:val="18"/>
+              </w:rPr>
+              <w:t xml:space="preserve">I am medically fit for the task; I will inform the coordinator of anything that may affect my safety on the task.</w:t>
+            </w:r>
+          </w:p>
+          <w:p>
+            <w:pPr>
+              <w:pStyle w:val="ListParagraph"/>
+              <w:numPr>
+                <w:ilvl w:val="0"/>
+                <w:numId w:val="3"/>
+              </w:numPr>
+              <w:spacing w:after="40"/>
+            </w:pPr>
+            <w:r>
+              <w:rPr>
+                <w:rFonts w:ascii="Arial" w:cs="Arial" w:eastAsia="Arial" w:hAnsi="Arial"/>
+                <w:sz w:val="18"/>
+                <w:szCs w:val="18"/>
+              </w:rPr>
+              <w:t xml:space="preserve">Photographs: [ ] I consent to being recognisable in published materials  [ ] I do not consent.</w:t>
+            </w:r>
+          </w:p>
+          <w:p>
+            <w:pPr>
+              <w:pStyle w:val="ListParagraph"/>
+              <w:numPr>
+                <w:ilvl w:val="0"/>
+                <w:numId w:val="3"/>
+              </w:numPr>
+              <w:spacing w:after="40"/>
+            </w:pPr>
+            <w:r>
+              <w:rPr>
+                <w:rFonts w:ascii="Arial" w:cs="Arial" w:eastAsia="Arial" w:hAnsi="Arial"/>
+                <w:sz w:val="18"/>
+                <w:szCs w:val="18"/>
+              </w:rPr>
+              <w:t xml:space="preserve">Emergency contact: [name, telephone]. T-shirt size: [ ].</w:t>
+            </w:r>
+          </w:p>
+          <w:p>
+            <w:pPr>
+              <w:pStyle w:val="ListParagraph"/>
+              <w:numPr>
+                <w:ilvl w:val="0"/>
+                <w:numId w:val="3"/>
+              </w:numPr>
+              <w:spacing w:after="40"/>
+            </w:pPr>
+            <w:r>
+              <w:rPr>
+                <w:rFonts w:ascii="Arial" w:cs="Arial" w:eastAsia="Arial" w:hAnsi="Arial"/>
+                <w:sz w:val="18"/>
+                <w:szCs w:val="18"/>
+              </w:rPr>
+              <w:t xml:space="preserve">My data is processed under the Privacy Policy; I may request its deletion once my engagement ends.</w:t>
+            </w:r>
+          </w:p>
+        </w:tc>
+      </w:tr>
+      <w:tr>
+        <w:tc>
+          <w:tcPr>
+            <w:tcW w:type="dxa" w:w="4953"/>
+            <w:tcMar>
+              <w:top w:type="dxa" w:w="80"/>
+              <w:left w:type="dxa" w:w="100"/>
+              <w:bottom w:type="dxa" w:w="80"/>
+              <w:right w:type="dxa" w:w="100"/>
+            </w:tcMar>
+          </w:tcPr>
           <w:p>
             <w:pPr>
               <w:spacing w:after="100"/>
@@ -491,20 +702,10 @@
             <w:r>
               <w:rPr>
                 <w:rFonts w:ascii="Arial" w:cs="Arial" w:eastAsia="Arial" w:hAnsi="Arial"/>
-                <w:i/>
-                <w:iCs/>
-                <w:sz w:val="18"/>
-                <w:szCs w:val="18"/>
-              </w:rPr>
-              <w:t xml:space="preserve">Part A, event-day form.</w:t>
-            </w:r>
-            <w:r>
-              <w:rPr>
-                <w:rFonts w:ascii="Arial" w:cs="Arial" w:eastAsia="Arial" w:hAnsi="Arial"/>
-                <w:sz w:val="18"/>
-                <w:szCs w:val="18"/>
-              </w:rPr>
-              <w:t xml:space="preserve"> Shown at volunteer sign-up and when a task for a specific event is confirmed; the platform stores version and timestamp. The volunteer confirms: adult (or a parent-confirmed 15 to 18 year old kept away from cash, water and unsupervised child contact); voluntary and unpaid, pre-approved costs reimbursed against receipts; briefing before the task and only briefed tasks, following instructions; acceptance of the Code of conduct and, for child-facing tasks, the safeguarding policy and declaration; badge only on duty and no statements in our name; no money or gifts, cash only in pairs with a receipt and immediate hand-over; confidentiality; fitness and disclosure of anything affecting safety; photo choice; emergency contact and shirt size; data under the Privacy policy.</w:t>
+                <w:sz w:val="18"/>
+                <w:szCs w:val="18"/>
+              </w:rPr>
+              <w:t xml:space="preserve">[ ] I confirm. The platform records the date and time.</w:t>
             </w:r>
           </w:p>
         </w:tc>
@@ -603,21 +804,72 @@
             <w:r>
               <w:rPr>
                 <w:rFonts w:ascii="Arial" w:cs="Arial" w:eastAsia="Arial" w:hAnsi="Arial"/>
+                <w:sz w:val="18"/>
+                <w:szCs w:val="18"/>
+              </w:rPr>
+              <w:t xml:space="preserve">Concluded in writing, in two copies or electronically, for roles with regular tasks: team lead (volunteers, logistics, communications, photography, partnerships), club connector, chapter lead, chapter treasurer and chapter volunteer coordinator, safeguarding lead, and any other engagement lasting longer than [[PLACEHOLDER: number, per the Law on Volunteering]] hours a month or [[PLACEHOLDER: number]] months.</w:t>
+            </w:r>
+          </w:p>
+        </w:tc>
+      </w:tr>
+      <w:tr>
+        <w:tc>
+          <w:tcPr>
+            <w:tcW w:type="dxa" w:w="4953"/>
+            <w:tcMar>
+              <w:top w:type="dxa" w:w="80"/>
+              <w:left w:type="dxa" w:w="100"/>
+              <w:bottom w:type="dxa" w:w="80"/>
+              <w:right w:type="dxa" w:w="100"/>
+            </w:tcMar>
+          </w:tcPr>
+          <w:p>
+            <w:pPr>
+              <w:spacing w:after="100"/>
+            </w:pPr>
+            <w:r>
+              <w:rPr>
+                <w:rFonts w:ascii="Arial" w:cs="Arial" w:eastAsia="Arial" w:hAnsi="Arial"/>
                 <w:b/>
                 <w:bCs/>
                 <w:sz w:val="18"/>
                 <w:szCs w:val="18"/>
               </w:rPr>
-              <w:t xml:space="preserve">UGOVOR O VOLONTIRANJU broj [[PLACEHOLDER]]</w:t>
-            </w:r>
-          </w:p>
-        </w:tc>
-      </w:tr>
-      <w:tr>
-        <w:tc>
-          <w:tcPr>
-            <w:tcW w:type="dxa" w:w="9906"/>
-            <w:gridSpan w:val="2"/>
+              <w:t xml:space="preserve">UGOVOR O VOLONTIRANJU broj [[PLACEHOLDER: broj ugovora]]</w:t>
+            </w:r>
+          </w:p>
+        </w:tc>
+        <w:tc>
+          <w:tcPr>
+            <w:tcW w:type="dxa" w:w="4953"/>
+            <w:tcMar>
+              <w:top w:type="dxa" w:w="80"/>
+              <w:left w:type="dxa" w:w="100"/>
+              <w:bottom w:type="dxa" w:w="80"/>
+              <w:right w:type="dxa" w:w="100"/>
+            </w:tcMar>
+          </w:tcPr>
+          <w:p>
+            <w:pPr>
+              <w:spacing w:after="100"/>
+            </w:pPr>
+            <w:r>
+              <w:rPr>
+                <w:rFonts w:ascii="Arial" w:cs="Arial" w:eastAsia="Arial" w:hAnsi="Arial"/>
+                <w:b/>
+                <w:bCs/>
+                <w:sz w:val="18"/>
+                <w:szCs w:val="18"/>
+              </w:rPr>
+              <w:t xml:space="preserve">VOLUNTEER AGREEMENT No. [[PLACEHOLDER: agreement number]]</w:t>
+            </w:r>
+          </w:p>
+        </w:tc>
+      </w:tr>
+      <w:tr>
+        <w:tc>
+          <w:tcPr>
+            <w:tcW w:type="dxa" w:w="4953"/>
             <w:tcMar>
               <w:top w:type="dxa" w:w="80"/>
               <w:left w:type="dxa" w:w="100"/>
@@ -638,19 +890,93 @@
               <w:t xml:space="preserve">zaključen dana [datum] u Tivtu između:</w:t>
             </w:r>
           </w:p>
-          <w:p>
-            <w:pPr>
-              <w:spacing w:after="100"/>
-            </w:pPr>
-            <w:r>
-              <w:rPr>
-                <w:rFonts w:ascii="Arial" w:cs="Arial" w:eastAsia="Arial" w:hAnsi="Arial"/>
-                <w:sz w:val="18"/>
-                <w:szCs w:val="18"/>
-              </w:rPr>
-              <w:t xml:space="preserve">Nevladinog udruženja „Santamore“, [[PLACEHOLDER: adresa, Tivat]], registarski broj [[PLACEHOLDER]], PIB [[PLACEHOLDER]], koje zastupa [ime i prezime], Izvršni direktor (u daljem tekstu: organizator volontiranja), i</w:t>
-            </w:r>
-          </w:p>
+        </w:tc>
+        <w:tc>
+          <w:tcPr>
+            <w:tcW w:type="dxa" w:w="4953"/>
+            <w:tcMar>
+              <w:top w:type="dxa" w:w="80"/>
+              <w:left w:type="dxa" w:w="100"/>
+              <w:bottom w:type="dxa" w:w="80"/>
+              <w:right w:type="dxa" w:w="100"/>
+            </w:tcMar>
+          </w:tcPr>
+          <w:p>
+            <w:pPr>
+              <w:spacing w:after="100"/>
+            </w:pPr>
+            <w:r>
+              <w:rPr>
+                <w:rFonts w:ascii="Arial" w:cs="Arial" w:eastAsia="Arial" w:hAnsi="Arial"/>
+                <w:sz w:val="18"/>
+                <w:szCs w:val="18"/>
+              </w:rPr>
+              <w:t xml:space="preserve">concluded on [date] in Tivat between:</w:t>
+            </w:r>
+          </w:p>
+        </w:tc>
+      </w:tr>
+      <w:tr>
+        <w:tc>
+          <w:tcPr>
+            <w:tcW w:type="dxa" w:w="4953"/>
+            <w:tcMar>
+              <w:top w:type="dxa" w:w="80"/>
+              <w:left w:type="dxa" w:w="100"/>
+              <w:bottom w:type="dxa" w:w="80"/>
+              <w:right w:type="dxa" w:w="100"/>
+            </w:tcMar>
+          </w:tcPr>
+          <w:p>
+            <w:pPr>
+              <w:spacing w:after="100"/>
+            </w:pPr>
+            <w:r>
+              <w:rPr>
+                <w:rFonts w:ascii="Arial" w:cs="Arial" w:eastAsia="Arial" w:hAnsi="Arial"/>
+                <w:sz w:val="18"/>
+                <w:szCs w:val="18"/>
+              </w:rPr>
+              <w:t xml:space="preserve">Nevladinog udruženja „Santamore“, Teuta 113, Porto Montenegro, 85320 Tivat, registarski broj [[PLACEHOLDER: registarski broj]], PIB [[PLACEHOLDER: PIB]], koje zastupa [ime i prezime], Izvršni direktor (u daljem tekstu: organizator volontiranja), i</w:t>
+            </w:r>
+          </w:p>
+        </w:tc>
+        <w:tc>
+          <w:tcPr>
+            <w:tcW w:type="dxa" w:w="4953"/>
+            <w:tcMar>
+              <w:top w:type="dxa" w:w="80"/>
+              <w:left w:type="dxa" w:w="100"/>
+              <w:bottom w:type="dxa" w:w="80"/>
+              <w:right w:type="dxa" w:w="100"/>
+            </w:tcMar>
+          </w:tcPr>
+          <w:p>
+            <w:pPr>
+              <w:spacing w:after="100"/>
+            </w:pPr>
+            <w:r>
+              <w:rPr>
+                <w:rFonts w:ascii="Arial" w:cs="Arial" w:eastAsia="Arial" w:hAnsi="Arial"/>
+                <w:sz w:val="18"/>
+                <w:szCs w:val="18"/>
+              </w:rPr>
+              <w:t xml:space="preserve">the Non-governmental association “Santamore”, Teuta 113, Porto Montenegro, 85320 Tivat, registration number [[PLACEHOLDER: registration number]], PIB [[PLACEHOLDER: PIB]], represented by [first and last name], Executive Director (hereinafter: the volunteering organiser), and</w:t>
+            </w:r>
+          </w:p>
+        </w:tc>
+      </w:tr>
+      <w:tr>
+        <w:tc>
+          <w:tcPr>
+            <w:tcW w:type="dxa" w:w="4953"/>
+            <w:tcMar>
+              <w:top w:type="dxa" w:w="80"/>
+              <w:left w:type="dxa" w:w="100"/>
+              <w:bottom w:type="dxa" w:w="80"/>
+              <w:right w:type="dxa" w:w="100"/>
+            </w:tcMar>
+          </w:tcPr>
           <w:p>
             <w:pPr>
               <w:spacing w:after="100"/>
@@ -662,6 +988,30 @@
                 <w:szCs w:val="18"/>
               </w:rPr>
               <w:t xml:space="preserve">[ime i prezime], JMB ili broj putne isprave [broj], adresa [adresa], e-pošta [adresa], telefon [broj] (u daljem tekstu: volonter).</w:t>
+            </w:r>
+          </w:p>
+        </w:tc>
+        <w:tc>
+          <w:tcPr>
+            <w:tcW w:type="dxa" w:w="4953"/>
+            <w:tcMar>
+              <w:top w:type="dxa" w:w="80"/>
+              <w:left w:type="dxa" w:w="100"/>
+              <w:bottom w:type="dxa" w:w="80"/>
+              <w:right w:type="dxa" w:w="100"/>
+            </w:tcMar>
+          </w:tcPr>
+          <w:p>
+            <w:pPr>
+              <w:spacing w:after="100"/>
+            </w:pPr>
+            <w:r>
+              <w:rPr>
+                <w:rFonts w:ascii="Arial" w:cs="Arial" w:eastAsia="Arial" w:hAnsi="Arial"/>
+                <w:sz w:val="18"/>
+                <w:szCs w:val="18"/>
+              </w:rPr>
+              <w:t xml:space="preserve">[first and last name], JMB or travel document number [number], address [address], e-mail [address], telephone [number] (hereinafter: the volunteer).</w:t>
             </w:r>
           </w:p>
         </w:tc>
@@ -713,7 +1063,7 @@
                 <w:sz w:val="20"/>
                 <w:szCs w:val="20"/>
               </w:rPr>
-              <w:t xml:space="preserve">Article 1. Subject.</w:t>
+              <w:t xml:space="preserve">Article 1 — Subject</w:t>
             </w:r>
           </w:p>
         </w:tc>
@@ -760,20 +1110,10 @@
             <w:r>
               <w:rPr>
                 <w:rFonts w:ascii="Arial" w:cs="Arial" w:eastAsia="Arial" w:hAnsi="Arial"/>
-                <w:i/>
-                <w:iCs/>
-                <w:sz w:val="18"/>
-                <w:szCs w:val="18"/>
-              </w:rPr>
-              <w:t xml:space="preserve">Article 1. Subject.</w:t>
-            </w:r>
-            <w:r>
-              <w:rPr>
-                <w:rFonts w:ascii="Arial" w:cs="Arial" w:eastAsia="Arial" w:hAnsi="Arial"/>
-                <w:sz w:val="18"/>
-                <w:szCs w:val="18"/>
-              </w:rPr>
-              <w:t xml:space="preserve"> The volunteer performs the role described in Annex 1, voluntarily and unpaid, to further the association's goals; volunteering creates no employment relationship and no right to pay or employment benefits.</w:t>
+                <w:sz w:val="18"/>
+                <w:szCs w:val="18"/>
+              </w:rPr>
+              <w:t xml:space="preserve">The volunteer undertakes to perform volunteer activities for the volunteering organiser in the role of [role name], described in Annex 1 (role description), voluntarily and without pay, in order to further the association's goals. Volunteering does not establish an employment relationship and creates no right to a salary, remuneration for work or other rights arising from employment.</w:t>
             </w:r>
           </w:p>
         </w:tc>
@@ -825,7 +1165,7 @@
                 <w:sz w:val="20"/>
                 <w:szCs w:val="20"/>
               </w:rPr>
-              <w:t xml:space="preserve">Article 2. Duration and scope.</w:t>
+              <w:t xml:space="preserve">Article 2 — Duration and scope</w:t>
             </w:r>
           </w:p>
         </w:tc>
@@ -872,20 +1212,10 @@
             <w:r>
               <w:rPr>
                 <w:rFonts w:ascii="Arial" w:cs="Arial" w:eastAsia="Arial" w:hAnsi="Arial"/>
-                <w:i/>
-                <w:iCs/>
-                <w:sz w:val="18"/>
-                <w:szCs w:val="18"/>
-              </w:rPr>
-              <w:t xml:space="preserve">Article 2. Duration and scope.</w:t>
-            </w:r>
-            <w:r>
-              <w:rPr>
-                <w:rFonts w:ascii="Arial" w:cs="Arial" w:eastAsia="Arial" w:hAnsi="Arial"/>
-                <w:sz w:val="18"/>
-                <w:szCs w:val="18"/>
-              </w:rPr>
-              <w:t xml:space="preserve"> Fixed or indefinite term; an expected number of hours a month agreed with the named coordinator; the volunteer may decline any task they cannot do, telling the coordinator as early as possible.</w:t>
+                <w:sz w:val="18"/>
+                <w:szCs w:val="18"/>
+              </w:rPr>
+              <w:t xml:space="preserve">The agreement is concluded for [[PLACEHOLDER: a fixed term until a date / an indefinite term]]. The expected scope of the engagement is about [number] hours a month, as agreed with the [national contact / volunteer coordinator / Executive Director]; the volunteer is not obliged to accept a task they cannot perform and informs the coordinator of this as early as possible.</w:t>
             </w:r>
           </w:p>
         </w:tc>
@@ -937,7 +1267,7 @@
                 <w:sz w:val="20"/>
                 <w:szCs w:val="20"/>
               </w:rPr>
-              <w:t xml:space="preserve">Article 3. The association's duties.</w:t>
+              <w:t xml:space="preserve">Article 3 — Duties of the volunteering organiser</w:t>
             </w:r>
           </w:p>
         </w:tc>
@@ -984,20 +1314,10 @@
             <w:r>
               <w:rPr>
                 <w:rFonts w:ascii="Arial" w:cs="Arial" w:eastAsia="Arial" w:hAnsi="Arial"/>
-                <w:i/>
-                <w:iCs/>
-                <w:sz w:val="18"/>
-                <w:szCs w:val="18"/>
-              </w:rPr>
-              <w:t xml:space="preserve">Article 3. The association's duties.</w:t>
-            </w:r>
-            <w:r>
-              <w:rPr>
-                <w:rFonts w:ascii="Arial" w:cs="Arial" w:eastAsia="Arial" w:hAnsi="Arial"/>
-                <w:sz w:val="18"/>
-                <w:szCs w:val="18"/>
-              </w:rPr>
-              <w:t xml:space="preserve"> Induction and training including safeguarding where relevant; conditions, equipment, materials and instructions for safe work; a named permanent contact; reimbursement under Article 5; insurance under Article 6; data under the Privacy policy; a volunteering certificate on request with role, duration and hours; respect, protection from harassment and a hearing for suggestions and complaints.</w:t>
+                <w:sz w:val="18"/>
+                <w:szCs w:val="18"/>
+              </w:rPr>
+              <w:t xml:space="preserve">The volunteering organiser undertakes to: provide the volunteer with the induction and training the role requires, including training in the Child Safeguarding Policy where the role involves it; provide the conditions, equipment, materials and instructions for safe work; name a person who is the volunteer's permanent contact; reimburse justified costs under Article 5; provide the insurance under Article 6; process the volunteer's data under the Privacy Policy; issue on request a certificate of volunteering with the role description, duration and number of hours; treat the volunteer with respect, protect them from harassment and hear their suggestions and complaints.</w:t>
             </w:r>
           </w:p>
         </w:tc>
@@ -1049,7 +1369,7 @@
                 <w:sz w:val="20"/>
                 <w:szCs w:val="20"/>
               </w:rPr>
-              <w:t xml:space="preserve">Article 4. The volunteer's duties.</w:t>
+              <w:t xml:space="preserve">Article 4 — Duties of the volunteer</w:t>
             </w:r>
           </w:p>
         </w:tc>
@@ -1096,20 +1416,10 @@
             <w:r>
               <w:rPr>
                 <w:rFonts w:ascii="Arial" w:cs="Arial" w:eastAsia="Arial" w:hAnsi="Arial"/>
-                <w:i/>
-                <w:iCs/>
-                <w:sz w:val="18"/>
-                <w:szCs w:val="18"/>
-              </w:rPr>
-              <w:t xml:space="preserve">Article 4. The volunteer's duties.</w:t>
-            </w:r>
-            <w:r>
-              <w:rPr>
-                <w:rFonts w:ascii="Arial" w:cs="Arial" w:eastAsia="Arial" w:hAnsi="Arial"/>
-                <w:sz w:val="18"/>
-                <w:szCs w:val="18"/>
-              </w:rPr>
-              <w:t xml:space="preserve"> Perform tasks conscientiously within the role; complete induction and training; comply with the Statute, Code of conduct, safeguarding, conflict-of-interest and Chapter Rules and sign the declarations they require; keep confidentiality under Article 8; never sign contracts, assume obligations, receive sponsorship or donations personally or speak publicly for the association without written authority; handle money and property only under the cash and expense rules; report conflicts, incidents and breaches; log hours as the coordinator sets; return equipment, materials and credentials at the end.</w:t>
+                <w:sz w:val="18"/>
+                <w:szCs w:val="18"/>
+              </w:rPr>
+              <w:t xml:space="preserve">The volunteer undertakes to: perform tasks conscientiously and according to instructions, within the role under Annex 1; complete the induction and training; comply with the Statute, the Code of Conduct, the Child Safeguarding Policy, the Conflict of Interest Policy, the Chapter Rules and the other acts of the association that apply to the role, and sign the declarations those acts require; keep the confidentiality of data under Article 8; not conclude contracts, assume obligations, receive sponsorships or donations into a personal account or make public statements on behalf of the association without written authorisation; handle the association's money and property only under the cash and expense rules; report conflicts of interest, incidents and breaches of the rules; keep a record of hours in the manner the coordinator sets; return equipment, materials and access credentials on termination of the agreement.</w:t>
             </w:r>
           </w:p>
         </w:tc>
@@ -1161,7 +1471,7 @@
                 <w:sz w:val="20"/>
                 <w:szCs w:val="20"/>
               </w:rPr>
-              <w:t xml:space="preserve">Article 5. Expenses.</w:t>
+              <w:t xml:space="preserve">Article 5 — Expenses</w:t>
             </w:r>
           </w:p>
         </w:tc>
@@ -1208,20 +1518,10 @@
             <w:r>
               <w:rPr>
                 <w:rFonts w:ascii="Arial" w:cs="Arial" w:eastAsia="Arial" w:hAnsi="Arial"/>
-                <w:i/>
-                <w:iCs/>
-                <w:sz w:val="18"/>
-                <w:szCs w:val="18"/>
-              </w:rPr>
-              <w:t xml:space="preserve">Article 5. Expenses.</w:t>
-            </w:r>
-            <w:r>
-              <w:rPr>
-                <w:rFonts w:ascii="Arial" w:cs="Arial" w:eastAsia="Arial" w:hAnsi="Arial"/>
-                <w:sz w:val="18"/>
-                <w:szCs w:val="18"/>
-              </w:rPr>
-              <w:t xml:space="preserve"> Reimbursement of pre-approved justified costs (travel, materials, communication, meals on long tasks) against receipts within 30 days, paid within 15; reimbursement is not pay; no lump-sum allowances unless the law expressly permits and the Board decides with the accountant's written opinion; the permitted, untaxed allowances under the Law on Volunteering are a lawyer and accountant placeholder.</w:t>
+                <w:sz w:val="18"/>
+                <w:szCs w:val="18"/>
+              </w:rPr>
+              <w:t xml:space="preserve">The volunteer is entitled to reimbursement of justified costs incurred in connection with volunteering (travel, materials, communication, meals on a task longer than [[PLACEHOLDER: number]] hours) which the coordinator approved in advance, against a receipt and a claim submitted within 30 days; the association reimburses within 15 days of a complete claim. Reimbursement of costs is not remuneration for work. Lump-sum allowances are not paid, unless the law expressly permits them and the Board so decides, with the accountant's written opinion. [[PLACEHOLDER: confirm with the lawyer and the accountant which allowances to volunteers the Law on Volunteering and the tax regulations permit without taxation]]</w:t>
             </w:r>
           </w:p>
         </w:tc>
@@ -1273,7 +1573,7 @@
                 <w:sz w:val="20"/>
                 <w:szCs w:val="20"/>
               </w:rPr>
-              <w:t xml:space="preserve">Article 6. Insurance and safety.</w:t>
+              <w:t xml:space="preserve">Article 6 — Insurance and safety</w:t>
             </w:r>
           </w:p>
         </w:tc>
@@ -1320,20 +1620,10 @@
             <w:r>
               <w:rPr>
                 <w:rFonts w:ascii="Arial" w:cs="Arial" w:eastAsia="Arial" w:hAnsi="Arial"/>
-                <w:i/>
-                <w:iCs/>
-                <w:sz w:val="18"/>
-                <w:szCs w:val="18"/>
-              </w:rPr>
-              <w:t xml:space="preserve">Article 6. Insurance and safety.</w:t>
-            </w:r>
-            <w:r>
-              <w:rPr>
-                <w:rFonts w:ascii="Arial" w:cs="Arial" w:eastAsia="Arial" w:hAnsi="Arial"/>
-                <w:sz w:val="18"/>
-                <w:szCs w:val="18"/>
-              </w:rPr>
-              <w:t xml:space="preserve"> Accident insurance for the volunteer during activities, with the statutory duty, conditions, policy and insurer as placeholders; water, child and cash tasks covered by the Chapter Rules' conditions; no task without briefing or equipment; the right to refuse a task considered dangerous without consequence; injuries reported at once and logged as incidents.</w:t>
+                <w:sz w:val="18"/>
+                <w:szCs w:val="18"/>
+              </w:rPr>
+              <w:t xml:space="preserve">The volunteering organiser insures the volunteer against the consequences of accidents during the performance of volunteer activities [[PLACEHOLDER: whether mandatory under the Law on Volunteering and under what conditions; policy and insurer]], and ensures that activities on the water, with children and with cash are covered by the conditions in the Chapter Rules. The volunteer does not perform a task for which they have not been briefed or equipped, and has the right to refuse a task they consider dangerous, without consequences. The volunteer reports an injury on the task immediately to the event manager or the coordinator; the association records it as an incident.</w:t>
             </w:r>
           </w:p>
         </w:tc>
@@ -1385,7 +1675,7 @@
                 <w:sz w:val="20"/>
                 <w:szCs w:val="20"/>
               </w:rPr>
-              <w:t xml:space="preserve">Article 7. Liability.</w:t>
+              <w:t xml:space="preserve">Article 7 — Liability</w:t>
             </w:r>
           </w:p>
         </w:tc>
@@ -1432,20 +1722,10 @@
             <w:r>
               <w:rPr>
                 <w:rFonts w:ascii="Arial" w:cs="Arial" w:eastAsia="Arial" w:hAnsi="Arial"/>
-                <w:i/>
-                <w:iCs/>
-                <w:sz w:val="18"/>
-                <w:szCs w:val="18"/>
-              </w:rPr>
-              <w:t xml:space="preserve">Article 7. Liability.</w:t>
-            </w:r>
-            <w:r>
-              <w:rPr>
-                <w:rFonts w:ascii="Arial" w:cs="Arial" w:eastAsia="Arial" w:hAnsi="Arial"/>
-                <w:sz w:val="18"/>
-                <w:szCs w:val="18"/>
-              </w:rPr>
-              <w:t xml:space="preserve"> The volunteer is liable for damage caused intentionally or by gross negligence; for damage to third parties caused while acting on instructions within the role, the association answers to the third party and may recover from the volunteer only for intent or gross negligence, to be aligned with the volunteering and obligations laws.</w:t>
+                <w:sz w:val="18"/>
+                <w:szCs w:val="18"/>
+              </w:rPr>
+              <w:t xml:space="preserve">The volunteer is liable for damage they cause to the volunteering organiser or to third parties intentionally or by gross negligence. For damage the volunteer causes to third parties while performing a task according to instructions and within the role, the volunteering organiser is liable towards the third parties and may seek compensation from the volunteer only in the case of intent or gross negligence. [[PLACEHOLDER: align with the provisions of the Law on Volunteering and the Law on Obligations on liability for volunteers]]</w:t>
             </w:r>
           </w:p>
         </w:tc>
@@ -1497,67 +1777,57 @@
                 <w:sz w:val="20"/>
                 <w:szCs w:val="20"/>
               </w:rPr>
-              <w:t xml:space="preserve">Article 8. Confidentiality and data.</w:t>
-            </w:r>
-          </w:p>
-        </w:tc>
-      </w:tr>
-      <w:tr>
-        <w:tc>
-          <w:tcPr>
-            <w:tcW w:type="dxa" w:w="4953"/>
-            <w:tcMar>
-              <w:top w:type="dxa" w:w="80"/>
-              <w:left w:type="dxa" w:w="100"/>
-              <w:bottom w:type="dxa" w:w="80"/>
-              <w:right w:type="dxa" w:w="100"/>
-            </w:tcMar>
-          </w:tcPr>
-          <w:p>
-            <w:pPr>
-              <w:spacing w:after="100"/>
-            </w:pPr>
-            <w:r>
-              <w:rPr>
-                <w:rFonts w:ascii="Arial" w:cs="Arial" w:eastAsia="Arial" w:hAnsi="Arial"/>
-                <w:sz w:val="18"/>
-                <w:szCs w:val="18"/>
-              </w:rPr>
-              <w:t xml:space="preserve">Volonter čuva kao povjerljive sve podatke o donatorima, korisnicima pomoći, učesnicima, djeci, članovima, sponzorima, zaposlenima i unutrašnjem radu udruženja do kojih dođe u ulozi, za vrijeme i nakon prestanka ugovora, i koristi ih samo za zadatak. Pristup sistemima udruženja koristi samo lično i ukida se danom prestanka ugovora. Volonter ne fotografiše ni ne objavljuje učesnike, korisnike ni djecu privatnim uređajima i nalozima. Podaci volontera obrađuju se po Politici privatnosti i čuvaju [[PLACEHOLDER: broj]] godine nakon prestanka ugovora.</w:t>
-            </w:r>
-          </w:p>
-        </w:tc>
-        <w:tc>
-          <w:tcPr>
-            <w:tcW w:type="dxa" w:w="4953"/>
-            <w:tcMar>
-              <w:top w:type="dxa" w:w="80"/>
-              <w:left w:type="dxa" w:w="100"/>
-              <w:bottom w:type="dxa" w:w="80"/>
-              <w:right w:type="dxa" w:w="100"/>
-            </w:tcMar>
-          </w:tcPr>
-          <w:p>
-            <w:pPr>
-              <w:spacing w:after="100"/>
-            </w:pPr>
-            <w:r>
-              <w:rPr>
-                <w:rFonts w:ascii="Arial" w:cs="Arial" w:eastAsia="Arial" w:hAnsi="Arial"/>
-                <w:i/>
-                <w:iCs/>
-                <w:sz w:val="18"/>
-                <w:szCs w:val="18"/>
-              </w:rPr>
-              <w:t xml:space="preserve">Article 8. Confidentiality and data.</w:t>
-            </w:r>
-            <w:r>
-              <w:rPr>
-                <w:rFonts w:ascii="Arial" w:cs="Arial" w:eastAsia="Arial" w:hAnsi="Arial"/>
-                <w:sz w:val="18"/>
-                <w:szCs w:val="18"/>
-              </w:rPr>
-              <w:t xml:space="preserve"> All personal and internal information learned in the role is confidential during and after the agreement and used only for the task; system access is personal and revoked on termination; no photographing or publishing participants, beneficiaries or children on private devices or accounts; the volunteer's own data is processed under the Privacy policy and kept a set number of years.</w:t>
+              <w:t xml:space="preserve">Article 8 — Confidentiality and data</w:t>
+            </w:r>
+          </w:p>
+        </w:tc>
+      </w:tr>
+      <w:tr>
+        <w:tc>
+          <w:tcPr>
+            <w:tcW w:type="dxa" w:w="4953"/>
+            <w:tcMar>
+              <w:top w:type="dxa" w:w="80"/>
+              <w:left w:type="dxa" w:w="100"/>
+              <w:bottom w:type="dxa" w:w="80"/>
+              <w:right w:type="dxa" w:w="100"/>
+            </w:tcMar>
+          </w:tcPr>
+          <w:p>
+            <w:pPr>
+              <w:spacing w:after="100"/>
+            </w:pPr>
+            <w:r>
+              <w:rPr>
+                <w:rFonts w:ascii="Arial" w:cs="Arial" w:eastAsia="Arial" w:hAnsi="Arial"/>
+                <w:sz w:val="18"/>
+                <w:szCs w:val="18"/>
+              </w:rPr>
+              <w:t xml:space="preserve">Volonter čuva kao povjerljive sve podatke o donatorima, korisnicima pomoći, učesnicima, djeci, članovima, sponzorima, zaposlenima i unutrašnjem radu udruženja do kojih dođe u ulozi, za vrijeme i nakon prestanka ugovora, i koristi ih samo za zadatak. Pristup sistemima udruženja koristi samo lično i ukida se danom prestanka ugovora. Volonter ne fotografiše niti objavljuje učesnike, korisnike ni djecu privatnim uređajima i nalozima. Podaci volontera obrađuju se po Politici privatnosti i čuvaju [[PLACEHOLDER: broj]] godine nakon prestanka ugovora.</w:t>
+            </w:r>
+          </w:p>
+        </w:tc>
+        <w:tc>
+          <w:tcPr>
+            <w:tcW w:type="dxa" w:w="4953"/>
+            <w:tcMar>
+              <w:top w:type="dxa" w:w="80"/>
+              <w:left w:type="dxa" w:w="100"/>
+              <w:bottom w:type="dxa" w:w="80"/>
+              <w:right w:type="dxa" w:w="100"/>
+            </w:tcMar>
+          </w:tcPr>
+          <w:p>
+            <w:pPr>
+              <w:spacing w:after="100"/>
+            </w:pPr>
+            <w:r>
+              <w:rPr>
+                <w:rFonts w:ascii="Arial" w:cs="Arial" w:eastAsia="Arial" w:hAnsi="Arial"/>
+                <w:sz w:val="18"/>
+                <w:szCs w:val="18"/>
+              </w:rPr>
+              <w:t xml:space="preserve">The volunteer keeps confidential all data about donors, beneficiaries, participants, children, members, sponsors, employees and the internal work of the association that they come across in the role, during and after the termination of the agreement, and uses it only for the task. Access to the association's systems is used only personally and is revoked on the day the agreement ends. The volunteer does not photograph or publish participants, beneficiaries or children with private devices or accounts. The volunteer's data is processed under the Privacy Policy and kept for [[PLACEHOLDER: number]] years after the agreement ends.</w:t>
             </w:r>
           </w:p>
         </w:tc>
@@ -1609,7 +1879,7 @@
                 <w:sz w:val="20"/>
                 <w:szCs w:val="20"/>
               </w:rPr>
-              <w:t xml:space="preserve">Article 9. Working with children.</w:t>
+              <w:t xml:space="preserve">Article 9 — Working with children</w:t>
             </w:r>
           </w:p>
         </w:tc>
@@ -1656,20 +1926,10 @@
             <w:r>
               <w:rPr>
                 <w:rFonts w:ascii="Arial" w:cs="Arial" w:eastAsia="Arial" w:hAnsi="Arial"/>
-                <w:i/>
-                <w:iCs/>
-                <w:sz w:val="18"/>
-                <w:szCs w:val="18"/>
-              </w:rPr>
-              <w:t xml:space="preserve">Article 9. Working with children.</w:t>
-            </w:r>
-            <w:r>
-              <w:rPr>
-                <w:rFonts w:ascii="Arial" w:cs="Arial" w:eastAsia="Arial" w:hAnsi="Arial"/>
-                <w:sz w:val="18"/>
-                <w:szCs w:val="18"/>
-              </w:rPr>
-              <w:t xml:space="preserve"> Declaration, training and, for permanent roles, a criminal record certificate under the safeguarding policy before the first task; the association may assign non-child tasks without giving reasons and without consequence.</w:t>
+                <w:sz w:val="18"/>
+                <w:szCs w:val="18"/>
+              </w:rPr>
+              <w:t xml:space="preserve">If the role involves working with children, before the first task the volunteer signs the declaration under the Child Safeguarding Policy, completes the training and, for the permanent roles under that policy, provides a criminal record certificate [[PLACEHOLDER: legal basis, Child Safeguarding Policy, part IX]]. The association may, without giving reasons and without consequences for the volunteer, assign the volunteer to tasks without contact with children.</w:t>
             </w:r>
           </w:p>
         </w:tc>
@@ -1721,7 +1981,7 @@
                 <w:sz w:val="20"/>
                 <w:szCs w:val="20"/>
               </w:rPr>
-              <w:t xml:space="preserve">Article 10. Conflicts, gifts and media.</w:t>
+              <w:t xml:space="preserve">Article 10 — Conflicts of interest, gifts and media</w:t>
             </w:r>
           </w:p>
         </w:tc>
@@ -1768,20 +2028,10 @@
             <w:r>
               <w:rPr>
                 <w:rFonts w:ascii="Arial" w:cs="Arial" w:eastAsia="Arial" w:hAnsi="Arial"/>
-                <w:i/>
-                <w:iCs/>
-                <w:sz w:val="18"/>
-                <w:szCs w:val="18"/>
-              </w:rPr>
-              <w:t xml:space="preserve">Article 10. Conflicts, gifts and media.</w:t>
-            </w:r>
-            <w:r>
-              <w:rPr>
-                <w:rFonts w:ascii="Arial" w:cs="Arial" w:eastAsia="Arial" w:hAnsi="Arial"/>
-                <w:sz w:val="18"/>
-                <w:szCs w:val="18"/>
-              </w:rPr>
-              <w:t xml:space="preserve"> The conflict-of-interest policy applies: declarations, no gifts above token value, no cash from anyone, no part in decisions where interested; no media statements on policy, finances, beneficiaries or incidents, enquiries forwarded the same day; on personal accounts the volunteer speaks for themselves.</w:t>
+                <w:sz w:val="18"/>
+                <w:szCs w:val="18"/>
+              </w:rPr>
+              <w:t xml:space="preserve">The Conflict of Interest Policy applies to the volunteer: they declare interests and conflicts, do not accept gifts above token value or money from anyone in connection with the association's work, and do not take part in decisions in which they have an interest. They do not make statements to the media on policy, finances, beneficiaries or incidents; they forward enquiries to the Executive Director the same day. On their own accounts they clearly speak in their own name.</w:t>
             </w:r>
           </w:p>
         </w:tc>
@@ -1833,7 +2083,7 @@
                 <w:sz w:val="20"/>
                 <w:szCs w:val="20"/>
               </w:rPr>
-              <w:t xml:space="preserve">Article 11. Intellectual property and photos.</w:t>
+              <w:t xml:space="preserve">Article 11 — Intellectual property and photographs</w:t>
             </w:r>
           </w:p>
         </w:tc>
@@ -1880,20 +2130,10 @@
             <w:r>
               <w:rPr>
                 <w:rFonts w:ascii="Arial" w:cs="Arial" w:eastAsia="Arial" w:hAnsi="Arial"/>
-                <w:i/>
-                <w:iCs/>
-                <w:sz w:val="18"/>
-                <w:szCs w:val="18"/>
-              </w:rPr>
-              <w:t xml:space="preserve">Article 11. Intellectual property and photos.</w:t>
-            </w:r>
-            <w:r>
-              <w:rPr>
-                <w:rFonts w:ascii="Arial" w:cs="Arial" w:eastAsia="Arial" w:hAnsi="Arial"/>
-                <w:sz w:val="18"/>
-                <w:szCs w:val="18"/>
-              </w:rPr>
-              <w:t xml:space="preserve"> The association may use materials the volunteer creates in the role without payment or time limit, crediting the author where customary; the volunteer keeps authorship and portfolio use without personal data of others; photo and team-page consent chosen at signing and changeable.</w:t>
+                <w:sz w:val="18"/>
+                <w:szCs w:val="18"/>
+              </w:rPr>
+              <w:t xml:space="preserve">The association may use the materials the volunteer creates in the role (texts, photographs, design, lists, plans) for its work without payment or time limit, crediting the author where customary; the volunteer retains authorship and the right to use them in their portfolio without data about persons. At signing, the volunteer chooses whether they consent to being recognisable in published photographs and on the team page; the choice may be changed.</w:t>
             </w:r>
           </w:p>
         </w:tc>
@@ -1945,7 +2185,7 @@
                 <w:sz w:val="20"/>
                 <w:szCs w:val="20"/>
               </w:rPr>
-              <w:t xml:space="preserve">Article 12. Termination.</w:t>
+              <w:t xml:space="preserve">Article 12 — Termination</w:t>
             </w:r>
           </w:p>
         </w:tc>
@@ -1992,20 +2232,10 @@
             <w:r>
               <w:rPr>
                 <w:rFonts w:ascii="Arial" w:cs="Arial" w:eastAsia="Arial" w:hAnsi="Arial"/>
-                <w:i/>
-                <w:iCs/>
-                <w:sz w:val="18"/>
-                <w:szCs w:val="18"/>
-              </w:rPr>
-              <w:t xml:space="preserve">Article 12. Termination.</w:t>
-            </w:r>
-            <w:r>
-              <w:rPr>
-                <w:rFonts w:ascii="Arial" w:cs="Arial" w:eastAsia="Arial" w:hAnsi="Arial"/>
-                <w:sz w:val="18"/>
-                <w:szCs w:val="18"/>
-              </w:rPr>
-              <w:t xml:space="preserve"> Either side may terminate in writing with a set notice period without reasons; the association may terminate without notice for breaches of the Code of conduct, safeguarding, conflict-of-interest or money rules after hearing the volunteer under the Code's procedure; expiry, end of the role or agreement also end it; return of equipment, materials, badge and credentials within 15 days; certificate on request.</w:t>
+                <w:sz w:val="18"/>
+                <w:szCs w:val="18"/>
+              </w:rPr>
+              <w:t xml:space="preserve">Either party may terminate the agreement by written notice, with a notice period of [[PLACEHOLDER: number, e.g. 15]] days, without giving reasons. The association may terminate the agreement without a notice period in the event of a breach of the Code of Conduct, the Child Safeguarding Policy, the Conflict of Interest Policy or the rules on money, after hearing the volunteer under the procedure in the Code. The agreement also ends on expiry of its term, when the role ends or by mutual agreement. On termination, the volunteer returns the equipment, materials, badge and access credentials within 15 days, and the association issues on request the certificate under Article 3.</w:t>
             </w:r>
           </w:p>
         </w:tc>
@@ -2057,7 +2287,7 @@
                 <w:sz w:val="20"/>
                 <w:szCs w:val="20"/>
               </w:rPr>
-              <w:t xml:space="preserve">Article 13. Final.</w:t>
+              <w:t xml:space="preserve">Article 13 — Other provisions</w:t>
             </w:r>
           </w:p>
         </w:tc>
@@ -2086,6 +2316,43 @@
               <w:t xml:space="preserve">Na ugovor se primjenjuje pravo Crne Gore, posebno Zakon o volonterskom radu. Sporove strane rješavaju dogovorom, a ako to ne uspije nadležan je [[PLACEHOLDER: sud]]. Prilozi 1 (opis uloge), 2 (izjava o interesima) i 3 (izjava o zaštiti djece, ako se primjenjuje) čine dio ugovora. Ugovor je sačinjen u dva istovjetna primjerka, po jedan za svaku stranu, ili je potvrđen elektronski na platformi udruženja.</w:t>
             </w:r>
           </w:p>
+        </w:tc>
+        <w:tc>
+          <w:tcPr>
+            <w:tcW w:type="dxa" w:w="4953"/>
+            <w:tcMar>
+              <w:top w:type="dxa" w:w="80"/>
+              <w:left w:type="dxa" w:w="100"/>
+              <w:bottom w:type="dxa" w:w="80"/>
+              <w:right w:type="dxa" w:w="100"/>
+            </w:tcMar>
+          </w:tcPr>
+          <w:p>
+            <w:pPr>
+              <w:spacing w:after="100"/>
+            </w:pPr>
+            <w:r>
+              <w:rPr>
+                <w:rFonts w:ascii="Arial" w:cs="Arial" w:eastAsia="Arial" w:hAnsi="Arial"/>
+                <w:sz w:val="18"/>
+                <w:szCs w:val="18"/>
+              </w:rPr>
+              <w:t xml:space="preserve">The agreement is governed by the law of Montenegro, in particular the Law on Volunteering. The parties resolve disputes by agreement and, failing that, the [[PLACEHOLDER: court]] has jurisdiction. Annexes 1 (role description), 2 (declaration of interests) and 3 (safeguarding declaration, where applicable) form part of the agreement. The agreement is drawn up in two identical copies, one for each party, or is confirmed electronically on the association's platform.</w:t>
+            </w:r>
+          </w:p>
+        </w:tc>
+      </w:tr>
+      <w:tr>
+        <w:tc>
+          <w:tcPr>
+            <w:tcW w:type="dxa" w:w="4953"/>
+            <w:tcMar>
+              <w:top w:type="dxa" w:w="80"/>
+              <w:left w:type="dxa" w:w="100"/>
+              <w:bottom w:type="dxa" w:w="80"/>
+              <w:right w:type="dxa" w:w="100"/>
+            </w:tcMar>
+          </w:tcPr>
           <w:p>
             <w:pPr>
               <w:spacing w:after="100"/>
@@ -2117,20 +2384,10 @@
             <w:r>
               <w:rPr>
                 <w:rFonts w:ascii="Arial" w:cs="Arial" w:eastAsia="Arial" w:hAnsi="Arial"/>
-                <w:i/>
-                <w:iCs/>
-                <w:sz w:val="18"/>
-                <w:szCs w:val="18"/>
-              </w:rPr>
-              <w:t xml:space="preserve">Article 13. Final.</w:t>
-            </w:r>
-            <w:r>
-              <w:rPr>
-                <w:rFonts w:ascii="Arial" w:cs="Arial" w:eastAsia="Arial" w:hAnsi="Arial"/>
-                <w:sz w:val="18"/>
-                <w:szCs w:val="18"/>
-              </w:rPr>
-              <w:t xml:space="preserve"> Montenegrin law and the Law on Volunteering; disputes by agreement, else the competent court (placeholder); Annexes 1 (role description), 2 (interests declaration) and 3 (safeguarding declaration where applicable) form part of the agreement; two originals or electronic confirmation on the platform; signatures, with a parent's for 15 to 18 year olds.</w:t>
+                <w:sz w:val="18"/>
+                <w:szCs w:val="18"/>
+              </w:rPr>
+              <w:t xml:space="preserve">For the volunteering organiser: ____________________ Executive Director. Volunteer: ____________________. [For a volunteer aged 15 to 18: parent or guardian ____________________.]</w:t>
             </w:r>
           </w:p>
         </w:tc>
@@ -2182,16 +2439,15 @@
                 <w:sz w:val="20"/>
                 <w:szCs w:val="20"/>
               </w:rPr>
-              <w:t xml:space="preserve">Annex 1: Role description</w:t>
-            </w:r>
-          </w:p>
-        </w:tc>
-      </w:tr>
-      <w:tr>
-        <w:tc>
-          <w:tcPr>
-            <w:tcW w:type="dxa" w:w="9906"/>
-            <w:gridSpan w:val="2"/>
+              <w:t xml:space="preserve">Annex 1 — Role description</w:t>
+            </w:r>
+          </w:p>
+        </w:tc>
+      </w:tr>
+      <w:tr>
+        <w:tc>
+          <w:tcPr>
+            <w:tcW w:type="dxa" w:w="4953"/>
             <w:tcMar>
               <w:top w:type="dxa" w:w="80"/>
               <w:left w:type="dxa" w:w="100"/>
@@ -2201,7 +2457,7 @@
           </w:tcPr>
           <w:tbl>
             <w:tblPr>
-              <w:tblW w:type="dxa" w:w="9706"/>
+              <w:tblW w:type="dxa" w:w="4753"/>
               <w:tblBorders>
                 <w:top w:val="single" w:color="C9D3D7" w:sz="4"/>
                 <w:left w:val="single" w:color="C9D3D7" w:sz="4"/>
@@ -2212,8 +2468,8 @@
               </w:tblBorders>
             </w:tblPr>
             <w:tblGrid>
-              <w:gridCol w:w="4853"/>
-              <w:gridCol w:w="4853"/>
+              <w:gridCol w:w="2376"/>
+              <w:gridCol w:w="2376"/>
             </w:tblGrid>
             <w:tr>
               <w:trPr>
@@ -2221,7 +2477,7 @@
               </w:trPr>
               <w:tc>
                 <w:tcPr>
-                  <w:tcW w:type="dxa" w:w="4853"/>
+                  <w:tcW w:type="dxa" w:w="2376"/>
                   <w:shd w:fill="E3EBED" w:color="auto" w:val="clear"/>
                   <w:tcMar>
                     <w:top w:type="dxa" w:w="40"/>
@@ -2239,13 +2495,13 @@
                       <w:sz w:val="16"/>
                       <w:szCs w:val="16"/>
                     </w:rPr>
-                    <w:t xml:space="preserve">Polje / Field</w:t>
+                    <w:t xml:space="preserve">Polje</w:t>
                   </w:r>
                 </w:p>
               </w:tc>
               <w:tc>
                 <w:tcPr>
-                  <w:tcW w:type="dxa" w:w="4853"/>
+                  <w:tcW w:type="dxa" w:w="2376"/>
                   <w:shd w:fill="E3EBED" w:color="auto" w:val="clear"/>
                   <w:tcMar>
                     <w:top w:type="dxa" w:w="40"/>
@@ -2263,18 +2519,18 @@
                       <w:sz w:val="16"/>
                       <w:szCs w:val="16"/>
                     </w:rPr>
-                    <w:t xml:space="preserve">Sadržaj / Content</w:t>
+                    <w:t xml:space="preserve">Sadržaj</w:t>
                   </w:r>
                 </w:p>
               </w:tc>
             </w:tr>
             <w:tr>
               <w:trPr>
-                <w:tblHeader w:val="false"/>
+                <w:tblHeader w:val="off"/>
               </w:trPr>
               <w:tc>
                 <w:tcPr>
-                  <w:tcW w:type="dxa" w:w="4853"/>
+                  <w:tcW w:type="dxa" w:w="2376"/>
                   <w:tcMar>
                     <w:top w:type="dxa" w:w="40"/>
                     <w:left w:type="dxa" w:w="60"/>
@@ -2291,13 +2547,13 @@
                       <w:sz w:val="16"/>
                       <w:szCs w:val="16"/>
                     </w:rPr>
-                    <w:t xml:space="preserve">Naziv uloge / Role</w:t>
+                    <w:t xml:space="preserve">Naziv uloge</w:t>
                   </w:r>
                 </w:p>
               </w:tc>
               <w:tc>
                 <w:tcPr>
-                  <w:tcW w:type="dxa" w:w="4853"/>
+                  <w:tcW w:type="dxa" w:w="2376"/>
                   <w:tcMar>
                     <w:top w:type="dxa" w:w="40"/>
                     <w:left w:type="dxa" w:w="60"/>
@@ -2321,11 +2577,11 @@
             </w:tr>
             <w:tr>
               <w:trPr>
-                <w:tblHeader w:val="false"/>
+                <w:tblHeader w:val="off"/>
               </w:trPr>
               <w:tc>
                 <w:tcPr>
-                  <w:tcW w:type="dxa" w:w="4853"/>
+                  <w:tcW w:type="dxa" w:w="2376"/>
                   <w:tcMar>
                     <w:top w:type="dxa" w:w="40"/>
                     <w:left w:type="dxa" w:w="60"/>
@@ -2342,13 +2598,13 @@
                       <w:sz w:val="16"/>
                       <w:szCs w:val="16"/>
                     </w:rPr>
-                    <w:t xml:space="preserve">Svrha / Purpose</w:t>
+                    <w:t xml:space="preserve">Svrha</w:t>
                   </w:r>
                 </w:p>
               </w:tc>
               <w:tc>
                 <w:tcPr>
-                  <w:tcW w:type="dxa" w:w="4853"/>
+                  <w:tcW w:type="dxa" w:w="2376"/>
                   <w:tcMar>
                     <w:top w:type="dxa" w:w="40"/>
                     <w:left w:type="dxa" w:w="60"/>
@@ -2372,11 +2628,11 @@
             </w:tr>
             <w:tr>
               <w:trPr>
-                <w:tblHeader w:val="false"/>
+                <w:tblHeader w:val="off"/>
               </w:trPr>
               <w:tc>
                 <w:tcPr>
-                  <w:tcW w:type="dxa" w:w="4853"/>
+                  <w:tcW w:type="dxa" w:w="2376"/>
                   <w:tcMar>
                     <w:top w:type="dxa" w:w="40"/>
                     <w:left w:type="dxa" w:w="60"/>
@@ -2393,13 +2649,13 @@
                       <w:sz w:val="16"/>
                       <w:szCs w:val="16"/>
                     </w:rPr>
-                    <w:t xml:space="preserve">Zadaci / Tasks</w:t>
+                    <w:t xml:space="preserve">Zadaci</w:t>
                   </w:r>
                 </w:p>
               </w:tc>
               <w:tc>
                 <w:tcPr>
-                  <w:tcW w:type="dxa" w:w="4853"/>
+                  <w:tcW w:type="dxa" w:w="2376"/>
                   <w:tcMar>
                     <w:top w:type="dxa" w:w="40"/>
                     <w:left w:type="dxa" w:w="60"/>
@@ -2423,11 +2679,11 @@
             </w:tr>
             <w:tr>
               <w:trPr>
-                <w:tblHeader w:val="false"/>
+                <w:tblHeader w:val="off"/>
               </w:trPr>
               <w:tc>
                 <w:tcPr>
-                  <w:tcW w:type="dxa" w:w="4853"/>
+                  <w:tcW w:type="dxa" w:w="2376"/>
                   <w:tcMar>
                     <w:top w:type="dxa" w:w="40"/>
                     <w:left w:type="dxa" w:w="60"/>
@@ -2444,13 +2700,13 @@
                       <w:sz w:val="16"/>
                       <w:szCs w:val="16"/>
                     </w:rPr>
-                    <w:t xml:space="preserve">Ovlašćenja / Authority</w:t>
+                    <w:t xml:space="preserve">Ovlašćenja</w:t>
                   </w:r>
                 </w:p>
               </w:tc>
               <w:tc>
                 <w:tcPr>
-                  <w:tcW w:type="dxa" w:w="4853"/>
+                  <w:tcW w:type="dxa" w:w="2376"/>
                   <w:tcMar>
                     <w:top w:type="dxa" w:w="40"/>
                     <w:left w:type="dxa" w:w="60"/>
@@ -2474,11 +2730,11 @@
             </w:tr>
             <w:tr>
               <w:trPr>
-                <w:tblHeader w:val="false"/>
+                <w:tblHeader w:val="off"/>
               </w:trPr>
               <w:tc>
                 <w:tcPr>
-                  <w:tcW w:type="dxa" w:w="4853"/>
+                  <w:tcW w:type="dxa" w:w="2376"/>
                   <w:tcMar>
                     <w:top w:type="dxa" w:w="40"/>
                     <w:left w:type="dxa" w:w="60"/>
@@ -2495,13 +2751,13 @@
                       <w:sz w:val="16"/>
                       <w:szCs w:val="16"/>
                     </w:rPr>
-                    <w:t xml:space="preserve">Kome odgovara / Reports to</w:t>
+                    <w:t xml:space="preserve">Kome odgovara</w:t>
                   </w:r>
                 </w:p>
               </w:tc>
               <w:tc>
                 <w:tcPr>
-                  <w:tcW w:type="dxa" w:w="4853"/>
+                  <w:tcW w:type="dxa" w:w="2376"/>
                   <w:tcMar>
                     <w:top w:type="dxa" w:w="40"/>
                     <w:left w:type="dxa" w:w="60"/>
@@ -2525,11 +2781,11 @@
             </w:tr>
             <w:tr>
               <w:trPr>
-                <w:tblHeader w:val="false"/>
+                <w:tblHeader w:val="off"/>
               </w:trPr>
               <w:tc>
                 <w:tcPr>
-                  <w:tcW w:type="dxa" w:w="4853"/>
+                  <w:tcW w:type="dxa" w:w="2376"/>
                   <w:tcMar>
                     <w:top w:type="dxa" w:w="40"/>
                     <w:left w:type="dxa" w:w="60"/>
@@ -2546,13 +2802,13 @@
                       <w:sz w:val="16"/>
                       <w:szCs w:val="16"/>
                     </w:rPr>
-                    <w:t xml:space="preserve">Očekivano vrijeme / Expected time</w:t>
+                    <w:t xml:space="preserve">Očekivano vrijeme</w:t>
                   </w:r>
                 </w:p>
               </w:tc>
               <w:tc>
                 <w:tcPr>
-                  <w:tcW w:type="dxa" w:w="4853"/>
+                  <w:tcW w:type="dxa" w:w="2376"/>
                   <w:tcMar>
                     <w:top w:type="dxa" w:w="40"/>
                     <w:left w:type="dxa" w:w="60"/>
@@ -2576,11 +2832,11 @@
             </w:tr>
             <w:tr>
               <w:trPr>
-                <w:tblHeader w:val="false"/>
+                <w:tblHeader w:val="off"/>
               </w:trPr>
               <w:tc>
                 <w:tcPr>
-                  <w:tcW w:type="dxa" w:w="4853"/>
+                  <w:tcW w:type="dxa" w:w="2376"/>
                   <w:tcMar>
                     <w:top w:type="dxa" w:w="40"/>
                     <w:left w:type="dxa" w:w="60"/>
@@ -2597,13 +2853,13 @@
                       <w:sz w:val="16"/>
                       <w:szCs w:val="16"/>
                     </w:rPr>
-                    <w:t xml:space="preserve">Obuka / Training</w:t>
+                    <w:t xml:space="preserve">Obuka</w:t>
                   </w:r>
                 </w:p>
               </w:tc>
               <w:tc>
                 <w:tcPr>
-                  <w:tcW w:type="dxa" w:w="4853"/>
+                  <w:tcW w:type="dxa" w:w="2376"/>
                   <w:tcMar>
                     <w:top w:type="dxa" w:w="40"/>
                     <w:left w:type="dxa" w:w="60"/>
@@ -2627,11 +2883,11 @@
             </w:tr>
             <w:tr>
               <w:trPr>
-                <w:tblHeader w:val="false"/>
+                <w:tblHeader w:val="off"/>
               </w:trPr>
               <w:tc>
                 <w:tcPr>
-                  <w:tcW w:type="dxa" w:w="4853"/>
+                  <w:tcW w:type="dxa" w:w="2376"/>
                   <w:tcMar>
                     <w:top w:type="dxa" w:w="40"/>
                     <w:left w:type="dxa" w:w="60"/>
@@ -2648,13 +2904,13 @@
                       <w:sz w:val="16"/>
                       <w:szCs w:val="16"/>
                     </w:rPr>
-                    <w:t xml:space="preserve">Rad sa djecom / Child contact</w:t>
+                    <w:t xml:space="preserve">Rad sa djecom</w:t>
                   </w:r>
                 </w:p>
               </w:tc>
               <w:tc>
                 <w:tcPr>
-                  <w:tcW w:type="dxa" w:w="4853"/>
+                  <w:tcW w:type="dxa" w:w="2376"/>
                   <w:tcMar>
                     <w:top w:type="dxa" w:w="40"/>
                     <w:left w:type="dxa" w:w="60"/>
@@ -2678,11 +2934,11 @@
             </w:tr>
             <w:tr>
               <w:trPr>
-                <w:tblHeader w:val="false"/>
+                <w:tblHeader w:val="off"/>
               </w:trPr>
               <w:tc>
                 <w:tcPr>
-                  <w:tcW w:type="dxa" w:w="4853"/>
+                  <w:tcW w:type="dxa" w:w="2376"/>
                   <w:tcMar>
                     <w:top w:type="dxa" w:w="40"/>
                     <w:left w:type="dxa" w:w="60"/>
@@ -2699,13 +2955,13 @@
                       <w:sz w:val="16"/>
                       <w:szCs w:val="16"/>
                     </w:rPr>
-                    <w:t xml:space="preserve">Rukovanje novcem / Cash handling</w:t>
+                    <w:t xml:space="preserve">Rukovanje novcem</w:t>
                   </w:r>
                 </w:p>
               </w:tc>
               <w:tc>
                 <w:tcPr>
-                  <w:tcW w:type="dxa" w:w="4853"/>
+                  <w:tcW w:type="dxa" w:w="2376"/>
                   <w:tcMar>
                     <w:top w:type="dxa" w:w="40"/>
                     <w:left w:type="dxa" w:w="60"/>
@@ -2729,11 +2985,11 @@
             </w:tr>
             <w:tr>
               <w:trPr>
-                <w:tblHeader w:val="false"/>
+                <w:tblHeader w:val="off"/>
               </w:trPr>
               <w:tc>
                 <w:tcPr>
-                  <w:tcW w:type="dxa" w:w="4853"/>
+                  <w:tcW w:type="dxa" w:w="2376"/>
                   <w:tcMar>
                     <w:top w:type="dxa" w:w="40"/>
                     <w:left w:type="dxa" w:w="60"/>
@@ -2750,13 +3006,13 @@
                       <w:sz w:val="16"/>
                       <w:szCs w:val="16"/>
                     </w:rPr>
-                    <w:t xml:space="preserve">Oprema i pristup / Equipment and access</w:t>
+                    <w:t xml:space="preserve">Oprema i pristup</w:t>
                   </w:r>
                 </w:p>
               </w:tc>
               <w:tc>
                 <w:tcPr>
-                  <w:tcW w:type="dxa" w:w="4853"/>
+                  <w:tcW w:type="dxa" w:w="2376"/>
                   <w:tcMar>
                     <w:top w:type="dxa" w:w="40"/>
                     <w:left w:type="dxa" w:w="60"/>
@@ -2780,11 +3036,11 @@
             </w:tr>
             <w:tr>
               <w:trPr>
-                <w:tblHeader w:val="false"/>
+                <w:tblHeader w:val="off"/>
               </w:trPr>
               <w:tc>
                 <w:tcPr>
-                  <w:tcW w:type="dxa" w:w="4853"/>
+                  <w:tcW w:type="dxa" w:w="2376"/>
                   <w:tcMar>
                     <w:top w:type="dxa" w:w="40"/>
                     <w:left w:type="dxa" w:w="60"/>
@@ -2801,13 +3057,13 @@
                       <w:sz w:val="16"/>
                       <w:szCs w:val="16"/>
                     </w:rPr>
-                    <w:t xml:space="preserve">Trajanje / Duration</w:t>
+                    <w:t xml:space="preserve">Trajanje</w:t>
                   </w:r>
                 </w:p>
               </w:tc>
               <w:tc>
                 <w:tcPr>
-                  <w:tcW w:type="dxa" w:w="4853"/>
+                  <w:tcW w:type="dxa" w:w="2376"/>
                   <w:tcMar>
                     <w:top w:type="dxa" w:w="40"/>
                     <w:left w:type="dxa" w:w="60"/>
@@ -2832,762 +3088,9 @@
           </w:tbl>
           <w:p/>
         </w:tc>
-      </w:tr>
-      <w:tr>
-        <w:tc>
-          <w:tcPr>
-            <w:tcW w:type="dxa" w:w="4953"/>
-            <w:shd w:fill="E3EBED" w:color="auto" w:val="clear"/>
-            <w:tcMar>
-              <w:top w:type="dxa" w:w="80"/>
-              <w:left w:type="dxa" w:w="100"/>
-              <w:bottom w:type="dxa" w:w="80"/>
-              <w:right w:type="dxa" w:w="100"/>
-            </w:tcMar>
-          </w:tcPr>
-          <w:p>
-            <w:r>
-              <w:rPr>
-                <w:rFonts w:ascii="Arial" w:cs="Arial" w:eastAsia="Arial" w:hAnsi="Arial"/>
-                <w:b/>
-                <w:bCs/>
-                <w:color w:val="0E3A46"/>
-                <w:sz w:val="22"/>
-                <w:szCs w:val="22"/>
-              </w:rPr>
-              <w:t xml:space="preserve">DIO C: PRAVILA ZA VOLONTERE</w:t>
-            </w:r>
-          </w:p>
-        </w:tc>
-        <w:tc>
-          <w:tcPr>
-            <w:tcW w:type="dxa" w:w="4953"/>
-            <w:shd w:fill="E3EBED" w:color="auto" w:val="clear"/>
-            <w:tcMar>
-              <w:top w:type="dxa" w:w="80"/>
-              <w:left w:type="dxa" w:w="100"/>
-              <w:bottom w:type="dxa" w:w="80"/>
-              <w:right w:type="dxa" w:w="100"/>
-            </w:tcMar>
-          </w:tcPr>
-          <w:p>
-            <w:r>
-              <w:rPr>
-                <w:rFonts w:ascii="Arial" w:cs="Arial" w:eastAsia="Arial" w:hAnsi="Arial"/>
-                <w:b/>
-                <w:bCs/>
-                <w:color w:val="0E3A46"/>
-                <w:sz w:val="22"/>
-                <w:szCs w:val="22"/>
-              </w:rPr>
-              <w:t xml:space="preserve">PART C: VOLUNTEER RULES</w:t>
-            </w:r>
-          </w:p>
-        </w:tc>
-      </w:tr>
-      <w:tr>
-        <w:tc>
-          <w:tcPr>
-            <w:tcW w:type="dxa" w:w="4953"/>
-            <w:shd w:fill="F1F5F6" w:color="auto" w:val="clear"/>
-            <w:tcMar>
-              <w:top w:type="dxa" w:w="80"/>
-              <w:left w:type="dxa" w:w="100"/>
-              <w:bottom w:type="dxa" w:w="80"/>
-              <w:right w:type="dxa" w:w="100"/>
-            </w:tcMar>
-          </w:tcPr>
-          <w:p>
-            <w:r>
-              <w:rPr>
-                <w:rFonts w:ascii="Arial" w:cs="Arial" w:eastAsia="Arial" w:hAnsi="Arial"/>
-                <w:b/>
-                <w:bCs/>
-                <w:color w:val="0E3A46"/>
-                <w:sz w:val="20"/>
-                <w:szCs w:val="20"/>
-              </w:rPr>
-              <w:t xml:space="preserve">Član 14 — Ko može volontirati</w:t>
-            </w:r>
-          </w:p>
-        </w:tc>
-        <w:tc>
-          <w:tcPr>
-            <w:tcW w:type="dxa" w:w="4953"/>
-            <w:shd w:fill="F1F5F6" w:color="auto" w:val="clear"/>
-            <w:tcMar>
-              <w:top w:type="dxa" w:w="80"/>
-              <w:left w:type="dxa" w:w="100"/>
-              <w:bottom w:type="dxa" w:w="80"/>
-              <w:right w:type="dxa" w:w="100"/>
-            </w:tcMar>
-          </w:tcPr>
-          <w:p>
-            <w:r>
-              <w:rPr>
-                <w:rFonts w:ascii="Arial" w:cs="Arial" w:eastAsia="Arial" w:hAnsi="Arial"/>
-                <w:b/>
-                <w:bCs/>
-                <w:color w:val="0E3A46"/>
-                <w:sz w:val="20"/>
-                <w:szCs w:val="20"/>
-              </w:rPr>
-              <w:t xml:space="preserve">Article 14. Who may volunteer.</w:t>
-            </w:r>
-          </w:p>
-        </w:tc>
-      </w:tr>
-      <w:tr>
-        <w:tc>
-          <w:tcPr>
-            <w:tcW w:type="dxa" w:w="4953"/>
-            <w:tcMar>
-              <w:top w:type="dxa" w:w="80"/>
-              <w:left w:type="dxa" w:w="100"/>
-              <w:bottom w:type="dxa" w:w="80"/>
-              <w:right w:type="dxa" w:w="100"/>
-            </w:tcMar>
-          </w:tcPr>
-          <w:p>
-            <w:pPr>
-              <w:spacing w:after="100"/>
-            </w:pPr>
-            <w:r>
-              <w:rPr>
-                <w:rFonts w:ascii="Arial" w:cs="Arial" w:eastAsia="Arial" w:hAnsi="Arial"/>
-                <w:sz w:val="18"/>
-                <w:szCs w:val="18"/>
-              </w:rPr>
-              <w:t xml:space="preserve">Volontirati može punoljetno lice i, uz pisanu saglasnost roditelja ili staratelja, lice od [[PLACEHOLDER: uzrast, prema Zakonu o volonterskom radu, npr. 15]] godina, na zadacima primjerenim uzrastu, bez novca, vode i samostalnog rada sa djecom. Strani državljani volontiraju pod istim uslovima [[PLACEHOLDER: potvrditi da li boravišni status ograničava volontiranje]]. Lice pravosnažno osuđeno za djelo protiv djece ne može volontirati ni na jednom zadatku.</w:t>
-            </w:r>
-          </w:p>
-        </w:tc>
-        <w:tc>
-          <w:tcPr>
-            <w:tcW w:type="dxa" w:w="4953"/>
-            <w:tcMar>
-              <w:top w:type="dxa" w:w="80"/>
-              <w:left w:type="dxa" w:w="100"/>
-              <w:bottom w:type="dxa" w:w="80"/>
-              <w:right w:type="dxa" w:w="100"/>
-            </w:tcMar>
-          </w:tcPr>
-          <w:p>
-            <w:pPr>
-              <w:spacing w:after="100"/>
-            </w:pPr>
-            <w:r>
-              <w:rPr>
-                <w:rFonts w:ascii="Arial" w:cs="Arial" w:eastAsia="Arial" w:hAnsi="Arial"/>
-                <w:i/>
-                <w:iCs/>
-                <w:sz w:val="18"/>
-                <w:szCs w:val="18"/>
-              </w:rPr>
-              <w:t xml:space="preserve">Article 14. Who may volunteer.</w:t>
-            </w:r>
-            <w:r>
-              <w:rPr>
-                <w:rFonts w:ascii="Arial" w:cs="Arial" w:eastAsia="Arial" w:hAnsi="Arial"/>
-                <w:sz w:val="18"/>
-                <w:szCs w:val="18"/>
-              </w:rPr>
-              <w:t xml:space="preserve"> Adults, and with written parental consent minors from a statutory age on age-appropriate tasks without cash, water or unsupervised child contact; foreign nationals under the same conditions subject to a residence check; no one finally convicted of an offence against children, on any task.</w:t>
-            </w:r>
-          </w:p>
-        </w:tc>
-      </w:tr>
-      <w:tr>
-        <w:tc>
-          <w:tcPr>
-            <w:tcW w:type="dxa" w:w="4953"/>
-            <w:shd w:fill="F1F5F6" w:color="auto" w:val="clear"/>
-            <w:tcMar>
-              <w:top w:type="dxa" w:w="80"/>
-              <w:left w:type="dxa" w:w="100"/>
-              <w:bottom w:type="dxa" w:w="80"/>
-              <w:right w:type="dxa" w:w="100"/>
-            </w:tcMar>
-          </w:tcPr>
-          <w:p>
-            <w:r>
-              <w:rPr>
-                <w:rFonts w:ascii="Arial" w:cs="Arial" w:eastAsia="Arial" w:hAnsi="Arial"/>
-                <w:b/>
-                <w:bCs/>
-                <w:color w:val="0E3A46"/>
-                <w:sz w:val="20"/>
-                <w:szCs w:val="20"/>
-              </w:rPr>
-              <w:t xml:space="preserve">Član 15 — Prijava, raspored i upoznavanje</w:t>
-            </w:r>
-          </w:p>
-        </w:tc>
-        <w:tc>
-          <w:tcPr>
-            <w:tcW w:type="dxa" w:w="4953"/>
-            <w:shd w:fill="F1F5F6" w:color="auto" w:val="clear"/>
-            <w:tcMar>
-              <w:top w:type="dxa" w:w="80"/>
-              <w:left w:type="dxa" w:w="100"/>
-              <w:bottom w:type="dxa" w:w="80"/>
-              <w:right w:type="dxa" w:w="100"/>
-            </w:tcMar>
-          </w:tcPr>
-          <w:p>
-            <w:r>
-              <w:rPr>
-                <w:rFonts w:ascii="Arial" w:cs="Arial" w:eastAsia="Arial" w:hAnsi="Arial"/>
-                <w:b/>
-                <w:bCs/>
-                <w:color w:val="0E3A46"/>
-                <w:sz w:val="20"/>
-                <w:szCs w:val="20"/>
-              </w:rPr>
-              <w:t xml:space="preserve">Article 15. Sign-up, rostering and briefing.</w:t>
-            </w:r>
-          </w:p>
-        </w:tc>
-      </w:tr>
-      <w:tr>
-        <w:tc>
-          <w:tcPr>
-            <w:tcW w:type="dxa" w:w="4953"/>
-            <w:tcMar>
-              <w:top w:type="dxa" w:w="80"/>
-              <w:left w:type="dxa" w:w="100"/>
-              <w:bottom w:type="dxa" w:w="80"/>
-              <w:right w:type="dxa" w:w="100"/>
-            </w:tcMar>
-          </w:tcPr>
-          <w:p>
-            <w:pPr>
-              <w:spacing w:after="100"/>
-            </w:pPr>
-            <w:r>
-              <w:rPr>
-                <w:rFonts w:ascii="Arial" w:cs="Arial" w:eastAsia="Arial" w:hAnsi="Arial"/>
-                <w:sz w:val="18"/>
-                <w:szCs w:val="18"/>
-              </w:rPr>
-              <w:t xml:space="preserve">Prijava ide preko sajta ili preko koordinatora volontera ogranka i unosi se u registar volontera (ime, kontakt, uloge, upoznavanja, sati, izjave). Koordinator raspoređuje zadatke, potvrđuje ih volonteru najmanje [[PLACEHOLDER: broj, npr. 7]] dana prije događaja sa mjestom, vremenom, trajanjem i kontaktom, i vodi upoznavanje od najmanje 15 minuta prije svakog događaja (uloge, bezbjednost, zaštita djece, gotovina, kome se prijavljuje problem). Volonter koji nije prošao upoznavanje ne dobija zadatak sa djecom, na vodi ni sa novcem.</w:t>
-            </w:r>
-          </w:p>
-        </w:tc>
-        <w:tc>
-          <w:tcPr>
-            <w:tcW w:type="dxa" w:w="4953"/>
-            <w:tcMar>
-              <w:top w:type="dxa" w:w="80"/>
-              <w:left w:type="dxa" w:w="100"/>
-              <w:bottom w:type="dxa" w:w="80"/>
-              <w:right w:type="dxa" w:w="100"/>
-            </w:tcMar>
-          </w:tcPr>
-          <w:p>
-            <w:pPr>
-              <w:spacing w:after="100"/>
-            </w:pPr>
-            <w:r>
-              <w:rPr>
-                <w:rFonts w:ascii="Arial" w:cs="Arial" w:eastAsia="Arial" w:hAnsi="Arial"/>
-                <w:i/>
-                <w:iCs/>
-                <w:sz w:val="18"/>
-                <w:szCs w:val="18"/>
-              </w:rPr>
-              <w:t xml:space="preserve">Article 15. Sign-up, rostering and briefing.</w:t>
-            </w:r>
-            <w:r>
-              <w:rPr>
-                <w:rFonts w:ascii="Arial" w:cs="Arial" w:eastAsia="Arial" w:hAnsi="Arial"/>
-                <w:sz w:val="18"/>
-                <w:szCs w:val="18"/>
-              </w:rPr>
-              <w:t xml:space="preserve"> Sign-up on the site or through a chapter's volunteer coordinator, entered in the volunteer register; tasks confirmed a set number of days ahead with place, time, duration and contact; a 15-minute briefing before every event; no child, water or cash task without it.</w:t>
-            </w:r>
-          </w:p>
-        </w:tc>
-      </w:tr>
-      <w:tr>
-        <w:tc>
-          <w:tcPr>
-            <w:tcW w:type="dxa" w:w="4953"/>
-            <w:shd w:fill="F1F5F6" w:color="auto" w:val="clear"/>
-            <w:tcMar>
-              <w:top w:type="dxa" w:w="80"/>
-              <w:left w:type="dxa" w:w="100"/>
-              <w:bottom w:type="dxa" w:w="80"/>
-              <w:right w:type="dxa" w:w="100"/>
-            </w:tcMar>
-          </w:tcPr>
-          <w:p>
-            <w:r>
-              <w:rPr>
-                <w:rFonts w:ascii="Arial" w:cs="Arial" w:eastAsia="Arial" w:hAnsi="Arial"/>
-                <w:b/>
-                <w:bCs/>
-                <w:color w:val="0E3A46"/>
-                <w:sz w:val="20"/>
-                <w:szCs w:val="20"/>
-              </w:rPr>
-              <w:t xml:space="preserve">Član 16 — Na zadatku</w:t>
-            </w:r>
-          </w:p>
-        </w:tc>
-        <w:tc>
-          <w:tcPr>
-            <w:tcW w:type="dxa" w:w="4953"/>
-            <w:shd w:fill="F1F5F6" w:color="auto" w:val="clear"/>
-            <w:tcMar>
-              <w:top w:type="dxa" w:w="80"/>
-              <w:left w:type="dxa" w:w="100"/>
-              <w:bottom w:type="dxa" w:w="80"/>
-              <w:right w:type="dxa" w:w="100"/>
-            </w:tcMar>
-          </w:tcPr>
-          <w:p>
-            <w:r>
-              <w:rPr>
-                <w:rFonts w:ascii="Arial" w:cs="Arial" w:eastAsia="Arial" w:hAnsi="Arial"/>
-                <w:b/>
-                <w:bCs/>
-                <w:color w:val="0E3A46"/>
-                <w:sz w:val="20"/>
-                <w:szCs w:val="20"/>
-              </w:rPr>
-              <w:t xml:space="preserve">Article 16. On duty.</w:t>
-            </w:r>
-          </w:p>
-        </w:tc>
-      </w:tr>
-      <w:tr>
-        <w:tc>
-          <w:tcPr>
-            <w:tcW w:type="dxa" w:w="4953"/>
-            <w:tcMar>
-              <w:top w:type="dxa" w:w="80"/>
-              <w:left w:type="dxa" w:w="100"/>
-              <w:bottom w:type="dxa" w:w="80"/>
-              <w:right w:type="dxa" w:w="100"/>
-            </w:tcMar>
-          </w:tcPr>
-          <w:p>
-            <w:pPr>
-              <w:spacing w:after="100"/>
-            </w:pPr>
-            <w:r>
-              <w:rPr>
-                <w:rFonts w:ascii="Arial" w:cs="Arial" w:eastAsia="Arial" w:hAnsi="Arial"/>
-                <w:sz w:val="18"/>
-                <w:szCs w:val="18"/>
-              </w:rPr>
-              <w:t xml:space="preserve">Volonter nosi oznaku, dolazi na vrijeme, javlja se koordinatoru pri dolasku i odlasku, ostaje na dodijeljenom mjestu dok ga ne zamijene, ne konzumira alkohol, prati uputstva i prijavljuje probleme. Zadatke na vodi obavljaju samo volonteri koje odredi nacionalno lice za bezbjednost, uz spasioce. Zadatke sa gotovinom obavljaju dva volontera zajedno. Volonter ne prevozi učesnike ni djecu svojim vozilom osim po Politici zaštite djece i uz odobrenje koordinatora.</w:t>
-            </w:r>
-          </w:p>
-        </w:tc>
-        <w:tc>
-          <w:tcPr>
-            <w:tcW w:type="dxa" w:w="4953"/>
-            <w:tcMar>
-              <w:top w:type="dxa" w:w="80"/>
-              <w:left w:type="dxa" w:w="100"/>
-              <w:bottom w:type="dxa" w:w="80"/>
-              <w:right w:type="dxa" w:w="100"/>
-            </w:tcMar>
-          </w:tcPr>
-          <w:p>
-            <w:pPr>
-              <w:spacing w:after="100"/>
-            </w:pPr>
-            <w:r>
-              <w:rPr>
-                <w:rFonts w:ascii="Arial" w:cs="Arial" w:eastAsia="Arial" w:hAnsi="Arial"/>
-                <w:i/>
-                <w:iCs/>
-                <w:sz w:val="18"/>
-                <w:szCs w:val="18"/>
-              </w:rPr>
-              <w:t xml:space="preserve">Article 16. On duty.</w:t>
-            </w:r>
-            <w:r>
-              <w:rPr>
-                <w:rFonts w:ascii="Arial" w:cs="Arial" w:eastAsia="Arial" w:hAnsi="Arial"/>
-                <w:sz w:val="18"/>
-                <w:szCs w:val="18"/>
-              </w:rPr>
-              <w:t xml:space="preserve"> Badge, punctuality, check-in and check-out with the coordinator, staying at the post until relieved, no alcohol, instructions followed, problems reported; water tasks only for volunteers designated by the national safety lead with lifeguards present; cash tasks in pairs; no transporting participants or children in private vehicles except under the safeguarding policy with the coordinator's approval.</w:t>
-            </w:r>
-          </w:p>
-        </w:tc>
-      </w:tr>
-      <w:tr>
-        <w:tc>
-          <w:tcPr>
-            <w:tcW w:type="dxa" w:w="4953"/>
-            <w:shd w:fill="F1F5F6" w:color="auto" w:val="clear"/>
-            <w:tcMar>
-              <w:top w:type="dxa" w:w="80"/>
-              <w:left w:type="dxa" w:w="100"/>
-              <w:bottom w:type="dxa" w:w="80"/>
-              <w:right w:type="dxa" w:w="100"/>
-            </w:tcMar>
-          </w:tcPr>
-          <w:p>
-            <w:r>
-              <w:rPr>
-                <w:rFonts w:ascii="Arial" w:cs="Arial" w:eastAsia="Arial" w:hAnsi="Arial"/>
-                <w:b/>
-                <w:bCs/>
-                <w:color w:val="0E3A46"/>
-                <w:sz w:val="20"/>
-                <w:szCs w:val="20"/>
-              </w:rPr>
-              <w:t xml:space="preserve">Član 17 — Priznanje i podrška</w:t>
-            </w:r>
-          </w:p>
-        </w:tc>
-        <w:tc>
-          <w:tcPr>
-            <w:tcW w:type="dxa" w:w="4953"/>
-            <w:shd w:fill="F1F5F6" w:color="auto" w:val="clear"/>
-            <w:tcMar>
-              <w:top w:type="dxa" w:w="80"/>
-              <w:left w:type="dxa" w:w="100"/>
-              <w:bottom w:type="dxa" w:w="80"/>
-              <w:right w:type="dxa" w:w="100"/>
-            </w:tcMar>
-          </w:tcPr>
-          <w:p>
-            <w:r>
-              <w:rPr>
-                <w:rFonts w:ascii="Arial" w:cs="Arial" w:eastAsia="Arial" w:hAnsi="Arial"/>
-                <w:b/>
-                <w:bCs/>
-                <w:color w:val="0E3A46"/>
-                <w:sz w:val="20"/>
-                <w:szCs w:val="20"/>
-              </w:rPr>
-              <w:t xml:space="preserve">Article 17. Recognition and support.</w:t>
-            </w:r>
-          </w:p>
-        </w:tc>
-      </w:tr>
-      <w:tr>
-        <w:tc>
-          <w:tcPr>
-            <w:tcW w:type="dxa" w:w="4953"/>
-            <w:tcMar>
-              <w:top w:type="dxa" w:w="80"/>
-              <w:left w:type="dxa" w:w="100"/>
-              <w:bottom w:type="dxa" w:w="80"/>
-              <w:right w:type="dxa" w:w="100"/>
-            </w:tcMar>
-          </w:tcPr>
-          <w:p>
-            <w:pPr>
-              <w:spacing w:after="100"/>
-            </w:pPr>
-            <w:r>
-              <w:rPr>
-                <w:rFonts w:ascii="Arial" w:cs="Arial" w:eastAsia="Arial" w:hAnsi="Arial"/>
-                <w:sz w:val="18"/>
-                <w:szCs w:val="18"/>
-              </w:rPr>
-              <w:t xml:space="preserve">Udruženje volonterima obezbjeđuje: majicu ili oznaku, okrepu na zadatku, javnu zahvalnicu, potvrdu o volontiranju na zahtjev, poziv na godišnji susret volontera i, gdje je moguće, obuku koja volonteru koristi i van udruženja. Sati volontera unose se u godišnji izvještaj udruženja kao doprinos zajednice. Volonteri koji uzmu istaknute uloge mogu biti predloženi za organe udruženja po Statutu. Udruženje pazi da iste ljude ne traži za sve: koordinator prati opterećenje i nudi pauzu prije nego što je neko zatraži.</w:t>
-            </w:r>
-          </w:p>
-        </w:tc>
-        <w:tc>
-          <w:tcPr>
-            <w:tcW w:type="dxa" w:w="4953"/>
-            <w:tcMar>
-              <w:top w:type="dxa" w:w="80"/>
-              <w:left w:type="dxa" w:w="100"/>
-              <w:bottom w:type="dxa" w:w="80"/>
-              <w:right w:type="dxa" w:w="100"/>
-            </w:tcMar>
-          </w:tcPr>
-          <w:p>
-            <w:pPr>
-              <w:spacing w:after="100"/>
-            </w:pPr>
-            <w:r>
-              <w:rPr>
-                <w:rFonts w:ascii="Arial" w:cs="Arial" w:eastAsia="Arial" w:hAnsi="Arial"/>
-                <w:i/>
-                <w:iCs/>
-                <w:sz w:val="18"/>
-                <w:szCs w:val="18"/>
-              </w:rPr>
-              <w:t xml:space="preserve">Article 17. Recognition and support.</w:t>
-            </w:r>
-            <w:r>
-              <w:rPr>
-                <w:rFonts w:ascii="Arial" w:cs="Arial" w:eastAsia="Arial" w:hAnsi="Arial"/>
-                <w:sz w:val="18"/>
-                <w:szCs w:val="18"/>
-              </w:rPr>
-              <w:t xml:space="preserve"> Shirt or badge, refreshments on duty, public thanks, a certificate on request, the yearly volunteer gathering and, where possible, training useful beyond the association; volunteer hours in the annual report; prominent volunteers may be proposed for bodies under the Statute; the coordinator watches workload and offers breaks before they are asked for.</w:t>
-            </w:r>
-          </w:p>
-        </w:tc>
-      </w:tr>
-      <w:tr>
-        <w:tc>
-          <w:tcPr>
-            <w:tcW w:type="dxa" w:w="4953"/>
-            <w:shd w:fill="F1F5F6" w:color="auto" w:val="clear"/>
-            <w:tcMar>
-              <w:top w:type="dxa" w:w="80"/>
-              <w:left w:type="dxa" w:w="100"/>
-              <w:bottom w:type="dxa" w:w="80"/>
-              <w:right w:type="dxa" w:w="100"/>
-            </w:tcMar>
-          </w:tcPr>
-          <w:p>
-            <w:r>
-              <w:rPr>
-                <w:rFonts w:ascii="Arial" w:cs="Arial" w:eastAsia="Arial" w:hAnsi="Arial"/>
-                <w:b/>
-                <w:bCs/>
-                <w:color w:val="0E3A46"/>
-                <w:sz w:val="20"/>
-                <w:szCs w:val="20"/>
-              </w:rPr>
-              <w:t xml:space="preserve">Član 18 — Prigovori volontera</w:t>
-            </w:r>
-          </w:p>
-        </w:tc>
-        <w:tc>
-          <w:tcPr>
-            <w:tcW w:type="dxa" w:w="4953"/>
-            <w:shd w:fill="F1F5F6" w:color="auto" w:val="clear"/>
-            <w:tcMar>
-              <w:top w:type="dxa" w:w="80"/>
-              <w:left w:type="dxa" w:w="100"/>
-              <w:bottom w:type="dxa" w:w="80"/>
-              <w:right w:type="dxa" w:w="100"/>
-            </w:tcMar>
-          </w:tcPr>
-          <w:p>
-            <w:r>
-              <w:rPr>
-                <w:rFonts w:ascii="Arial" w:cs="Arial" w:eastAsia="Arial" w:hAnsi="Arial"/>
-                <w:b/>
-                <w:bCs/>
-                <w:color w:val="0E3A46"/>
-                <w:sz w:val="20"/>
-                <w:szCs w:val="20"/>
-              </w:rPr>
-              <w:t xml:space="preserve">Article 18. Volunteer complaints.</w:t>
-            </w:r>
-          </w:p>
-        </w:tc>
-      </w:tr>
-      <w:tr>
-        <w:tc>
-          <w:tcPr>
-            <w:tcW w:type="dxa" w:w="4953"/>
-            <w:tcMar>
-              <w:top w:type="dxa" w:w="80"/>
-              <w:left w:type="dxa" w:w="100"/>
-              <w:bottom w:type="dxa" w:w="80"/>
-              <w:right w:type="dxa" w:w="100"/>
-            </w:tcMar>
-          </w:tcPr>
-          <w:p>
-            <w:pPr>
-              <w:spacing w:after="100"/>
-            </w:pPr>
-            <w:r>
-              <w:rPr>
-                <w:rFonts w:ascii="Arial" w:cs="Arial" w:eastAsia="Arial" w:hAnsi="Arial"/>
-                <w:sz w:val="18"/>
-                <w:szCs w:val="18"/>
-              </w:rPr>
-              <w:t xml:space="preserve">Volonter može svaki problem, uključujući ponašanje drugih volontera, tima ili učesnika, prijaviti koordinatoru, rukovodiocu događaja, Izvršnom direktoru ili, ako se tiče njih, predsjedniku Upravnog odbora, po Kodeksu ponašanja. Prijava je povjerljiva i ne smije imati posljedice po volontera. Volonter ima pravo da bude saslušan prije svake mjere koja se na njega odnosi.</w:t>
-            </w:r>
-          </w:p>
-        </w:tc>
-        <w:tc>
-          <w:tcPr>
-            <w:tcW w:type="dxa" w:w="4953"/>
-            <w:tcMar>
-              <w:top w:type="dxa" w:w="80"/>
-              <w:left w:type="dxa" w:w="100"/>
-              <w:bottom w:type="dxa" w:w="80"/>
-              <w:right w:type="dxa" w:w="100"/>
-            </w:tcMar>
-          </w:tcPr>
-          <w:p>
-            <w:pPr>
-              <w:spacing w:after="100"/>
-            </w:pPr>
-            <w:r>
-              <w:rPr>
-                <w:rFonts w:ascii="Arial" w:cs="Arial" w:eastAsia="Arial" w:hAnsi="Arial"/>
-                <w:i/>
-                <w:iCs/>
-                <w:sz w:val="18"/>
-                <w:szCs w:val="18"/>
-              </w:rPr>
-              <w:t xml:space="preserve">Article 18. Volunteer complaints.</w:t>
-            </w:r>
-            <w:r>
-              <w:rPr>
-                <w:rFonts w:ascii="Arial" w:cs="Arial" w:eastAsia="Arial" w:hAnsi="Arial"/>
-                <w:sz w:val="18"/>
-                <w:szCs w:val="18"/>
-              </w:rPr>
-              <w:t xml:space="preserve"> Any problem may be reported to the coordinator, event manager, Director or, if it concerns them, the Board President under the Code of conduct; confidential, without consequences; the volunteer is heard before any measure concerning them.</w:t>
-            </w:r>
-          </w:p>
-        </w:tc>
-      </w:tr>
-      <w:tr>
-        <w:tc>
-          <w:tcPr>
-            <w:tcW w:type="dxa" w:w="4953"/>
-            <w:shd w:fill="E3EBED" w:color="auto" w:val="clear"/>
-            <w:tcMar>
-              <w:top w:type="dxa" w:w="80"/>
-              <w:left w:type="dxa" w:w="100"/>
-              <w:bottom w:type="dxa" w:w="80"/>
-              <w:right w:type="dxa" w:w="100"/>
-            </w:tcMar>
-          </w:tcPr>
-          <w:p>
-            <w:r>
-              <w:rPr>
-                <w:rFonts w:ascii="Arial" w:cs="Arial" w:eastAsia="Arial" w:hAnsi="Arial"/>
-                <w:b/>
-                <w:bCs/>
-                <w:color w:val="0E3A46"/>
-                <w:sz w:val="22"/>
-                <w:szCs w:val="22"/>
-              </w:rPr>
-              <w:t xml:space="preserve">DIO D: PROVJERE, PARAMETRI I NAPOMENE ZA PLATFORMU</w:t>
-            </w:r>
-          </w:p>
-        </w:tc>
-        <w:tc>
-          <w:tcPr>
-            <w:tcW w:type="dxa" w:w="4953"/>
-            <w:shd w:fill="E3EBED" w:color="auto" w:val="clear"/>
-            <w:tcMar>
-              <w:top w:type="dxa" w:w="80"/>
-              <w:left w:type="dxa" w:w="100"/>
-              <w:bottom w:type="dxa" w:w="80"/>
-              <w:right w:type="dxa" w:w="100"/>
-            </w:tcMar>
-          </w:tcPr>
-          <w:p>
-            <w:r>
-              <w:rPr>
-                <w:rFonts w:ascii="Arial" w:cs="Arial" w:eastAsia="Arial" w:hAnsi="Arial"/>
-                <w:b/>
-                <w:bCs/>
-                <w:color w:val="0E3A46"/>
-                <w:sz w:val="22"/>
-                <w:szCs w:val="22"/>
-              </w:rPr>
-              <w:t xml:space="preserve">PART D: CHECKS, PARAMETERS AND PLATFORM NOTES</w:t>
-            </w:r>
-          </w:p>
-        </w:tc>
-      </w:tr>
-      <w:tr>
-        <w:tc>
-          <w:tcPr>
-            <w:tcW w:type="dxa" w:w="9906"/>
-            <w:gridSpan w:val="2"/>
-            <w:tcMar>
-              <w:top w:type="dxa" w:w="80"/>
-              <w:left w:type="dxa" w:w="100"/>
-              <w:bottom w:type="dxa" w:w="80"/>
-              <w:right w:type="dxa" w:w="100"/>
-            </w:tcMar>
-          </w:tcPr>
-          <w:p>
-            <w:pPr>
-              <w:spacing w:after="100"/>
-            </w:pPr>
-            <w:r>
-              <w:rPr>
-                <w:rFonts w:ascii="Arial" w:cs="Arial" w:eastAsia="Arial" w:hAnsi="Arial"/>
-                <w:b/>
-                <w:bCs/>
-                <w:sz w:val="18"/>
-                <w:szCs w:val="18"/>
-              </w:rPr>
-              <w:t xml:space="preserve">CHECK with the lawyer:</w:t>
-            </w:r>
-            <w:r>
-              <w:rPr>
-                <w:rFonts w:ascii="Arial" w:cs="Arial" w:eastAsia="Arial" w:hAnsi="Arial"/>
-                <w:sz w:val="18"/>
-                <w:szCs w:val="18"/>
-              </w:rPr>
-              <w:t xml:space="preserve"> the Law on Volunteering's rules on when a written contract is mandatory (threshold in hours or duration), the mandatory contents of the contract and whether Part B covers them all, the minimum age for minors and the form of parental consent, the accident-insurance duty and who bears it, permitted reimbursements and allowances and their tax treatment, the liability allocation in Article 7, any register or reporting duty towards the authorities for volunteers, and whether the event-day form in Part A suffices for one-off volunteering or a short written contract is still required. </w:t>
-            </w:r>
-            <w:r>
-              <w:rPr>
-                <w:rFonts w:ascii="Arial" w:cs="Arial" w:eastAsia="Arial" w:hAnsi="Arial"/>
-                <w:b/>
-                <w:bCs/>
-                <w:sz w:val="18"/>
-                <w:szCs w:val="18"/>
-              </w:rPr>
-              <w:t xml:space="preserve">CHECK with the insurer:</w:t>
-            </w:r>
-            <w:r>
-              <w:rPr>
-                <w:rFonts w:ascii="Arial" w:cs="Arial" w:eastAsia="Arial" w:hAnsi="Arial"/>
-                <w:sz w:val="18"/>
-                <w:szCs w:val="18"/>
-              </w:rPr>
-              <w:t xml:space="preserve"> a policy covering volunteers for accident and liability during activities, including water and children's activities. </w:t>
-            </w:r>
-            <w:r>
-              <w:rPr>
-                <w:rFonts w:ascii="Arial" w:cs="Arial" w:eastAsia="Arial" w:hAnsi="Arial"/>
-                <w:b/>
-                <w:bCs/>
-                <w:sz w:val="18"/>
-                <w:szCs w:val="18"/>
-              </w:rPr>
-              <w:t xml:space="preserve">CHECK with the accountant:</w:t>
-            </w:r>
-            <w:r>
-              <w:rPr>
-                <w:rFonts w:ascii="Arial" w:cs="Arial" w:eastAsia="Arial" w:hAnsi="Arial"/>
-                <w:sz w:val="18"/>
-                <w:szCs w:val="18"/>
-              </w:rPr>
-              <w:t xml:space="preserve"> how reimbursements are documented and booked.</w:t>
-            </w:r>
-          </w:p>
-          <w:p>
-            <w:pPr>
-              <w:spacing w:after="100"/>
-            </w:pPr>
-            <w:r>
-              <w:rPr>
-                <w:rFonts w:ascii="Arial" w:cs="Arial" w:eastAsia="Arial" w:hAnsi="Arial"/>
-                <w:sz w:val="18"/>
-                <w:szCs w:val="18"/>
-              </w:rPr>
-              <w:t xml:space="preserve">Suggested parameters, each a single line to change:</w:t>
-            </w:r>
-          </w:p>
-        </w:tc>
-      </w:tr>
-      <w:tr>
-        <w:tc>
-          <w:tcPr>
-            <w:tcW w:type="dxa" w:w="9906"/>
-            <w:gridSpan w:val="2"/>
+        <w:tc>
+          <w:tcPr>
+            <w:tcW w:type="dxa" w:w="4953"/>
             <w:tcMar>
               <w:top w:type="dxa" w:w="80"/>
               <w:left w:type="dxa" w:w="100"/>
@@ -3597,7 +3100,7 @@
           </w:tcPr>
           <w:tbl>
             <w:tblPr>
-              <w:tblW w:type="dxa" w:w="9706"/>
+              <w:tblW w:type="dxa" w:w="4753"/>
               <w:tblBorders>
                 <w:top w:val="single" w:color="C9D3D7" w:sz="4"/>
                 <w:left w:val="single" w:color="C9D3D7" w:sz="4"/>
@@ -3608,9 +3111,8 @@
               </w:tblBorders>
             </w:tblPr>
             <w:tblGrid>
-              <w:gridCol w:w="3235"/>
-              <w:gridCol w:w="3235"/>
-              <w:gridCol w:w="3235"/>
+              <w:gridCol w:w="2376"/>
+              <w:gridCol w:w="2376"/>
             </w:tblGrid>
             <w:tr>
               <w:trPr>
@@ -3618,7 +3120,7 @@
               </w:trPr>
               <w:tc>
                 <w:tcPr>
-                  <w:tcW w:type="dxa" w:w="3235"/>
+                  <w:tcW w:type="dxa" w:w="2376"/>
                   <w:shd w:fill="E3EBED" w:color="auto" w:val="clear"/>
                   <w:tcMar>
                     <w:top w:type="dxa" w:w="40"/>
@@ -3636,13 +3138,13 @@
                       <w:sz w:val="16"/>
                       <w:szCs w:val="16"/>
                     </w:rPr>
-                    <w:t xml:space="preserve">Parameter</w:t>
+                    <w:t xml:space="preserve">Field</w:t>
                   </w:r>
                 </w:p>
               </w:tc>
               <w:tc>
                 <w:tcPr>
-                  <w:tcW w:type="dxa" w:w="3235"/>
+                  <w:tcW w:type="dxa" w:w="2376"/>
                   <w:shd w:fill="E3EBED" w:color="auto" w:val="clear"/>
                   <w:tcMar>
                     <w:top w:type="dxa" w:w="40"/>
@@ -3660,42 +3162,18 @@
                       <w:sz w:val="16"/>
                       <w:szCs w:val="16"/>
                     </w:rPr>
-                    <w:t xml:space="preserve">Suggested</w:t>
-                  </w:r>
-                </w:p>
-              </w:tc>
-              <w:tc>
-                <w:tcPr>
-                  <w:tcW w:type="dxa" w:w="3235"/>
-                  <w:shd w:fill="E3EBED" w:color="auto" w:val="clear"/>
-                  <w:tcMar>
-                    <w:top w:type="dxa" w:w="40"/>
-                    <w:left w:type="dxa" w:w="60"/>
-                    <w:bottom w:type="dxa" w:w="40"/>
-                    <w:right w:type="dxa" w:w="60"/>
-                  </w:tcMar>
-                </w:tcPr>
-                <w:p>
-                  <w:r>
-                    <w:rPr>
-                      <w:rFonts w:ascii="Arial" w:cs="Arial" w:eastAsia="Arial" w:hAnsi="Arial"/>
-                      <w:b/>
-                      <w:bCs/>
-                      <w:sz w:val="16"/>
-                      <w:szCs w:val="16"/>
-                    </w:rPr>
-                    <w:t xml:space="preserve">Where</w:t>
+                    <w:t xml:space="preserve">Content</w:t>
                   </w:r>
                 </w:p>
               </w:tc>
             </w:tr>
             <w:tr>
               <w:trPr>
-                <w:tblHeader w:val="false"/>
+                <w:tblHeader w:val="off"/>
               </w:trPr>
               <w:tc>
                 <w:tcPr>
-                  <w:tcW w:type="dxa" w:w="3235"/>
+                  <w:tcW w:type="dxa" w:w="2376"/>
                   <w:tcMar>
                     <w:top w:type="dxa" w:w="40"/>
                     <w:left w:type="dxa" w:w="60"/>
@@ -3712,13 +3190,13 @@
                       <w:sz w:val="16"/>
                       <w:szCs w:val="16"/>
                     </w:rPr>
-                    <w:t xml:space="preserve">Written agreement threshold / Prag za pisani ugovor</w:t>
+                    <w:t xml:space="preserve">Role</w:t>
                   </w:r>
                 </w:p>
               </w:tc>
               <w:tc>
                 <w:tcPr>
-                  <w:tcW w:type="dxa" w:w="3235"/>
+                  <w:tcW w:type="dxa" w:w="2376"/>
                   <w:tcMar>
                     <w:top w:type="dxa" w:w="40"/>
                     <w:left w:type="dxa" w:w="60"/>
@@ -3735,13 +3213,18 @@
                       <w:sz w:val="16"/>
                       <w:szCs w:val="16"/>
                     </w:rPr>
-                    <w:t xml:space="preserve">per the Law; if none, any role above 10 hours a month or 3 months</w:t>
+                    <w:t xml:space="preserve">[e.g. Volunteer team lead; Club connector; Volunteer coordinator of the Tivat chapter; Safeguarding lead at events]</w:t>
                   </w:r>
                 </w:p>
               </w:tc>
+            </w:tr>
+            <w:tr>
+              <w:trPr>
+                <w:tblHeader w:val="off"/>
+              </w:trPr>
               <w:tc>
                 <w:tcPr>
-                  <w:tcW w:type="dxa" w:w="3235"/>
+                  <w:tcW w:type="dxa" w:w="2376"/>
                   <w:tcMar>
                     <w:top w:type="dxa" w:w="40"/>
                     <w:left w:type="dxa" w:w="60"/>
@@ -3758,18 +3241,13 @@
                       <w:sz w:val="16"/>
                       <w:szCs w:val="16"/>
                     </w:rPr>
-                    <w:t xml:space="preserve">Part B intro</w:t>
+                    <w:t xml:space="preserve">Purpose</w:t>
                   </w:r>
                 </w:p>
               </w:tc>
-            </w:tr>
-            <w:tr>
-              <w:trPr>
-                <w:tblHeader w:val="false"/>
-              </w:trPr>
               <w:tc>
                 <w:tcPr>
-                  <w:tcW w:type="dxa" w:w="3235"/>
+                  <w:tcW w:type="dxa" w:w="2376"/>
                   <w:tcMar>
                     <w:top w:type="dxa" w:w="40"/>
                     <w:left w:type="dxa" w:w="60"/>
@@ -3786,13 +3264,18 @@
                       <w:sz w:val="16"/>
                       <w:szCs w:val="16"/>
                     </w:rPr>
-                    <w:t xml:space="preserve">Meals reimbursed on tasks longer than / Ishrana na zadatku dužem od</w:t>
+                    <w:t xml:space="preserve">[one sentence on what the role achieves]</w:t>
                   </w:r>
                 </w:p>
               </w:tc>
+            </w:tr>
+            <w:tr>
+              <w:trPr>
+                <w:tblHeader w:val="off"/>
+              </w:trPr>
               <w:tc>
                 <w:tcPr>
-                  <w:tcW w:type="dxa" w:w="3235"/>
+                  <w:tcW w:type="dxa" w:w="2376"/>
                   <w:tcMar>
                     <w:top w:type="dxa" w:w="40"/>
                     <w:left w:type="dxa" w:w="60"/>
@@ -3809,13 +3292,13 @@
                       <w:sz w:val="16"/>
                       <w:szCs w:val="16"/>
                     </w:rPr>
-                    <w:t xml:space="preserve">5 hours</w:t>
+                    <w:t xml:space="preserve">Tasks</w:t>
                   </w:r>
                 </w:p>
               </w:tc>
               <w:tc>
                 <w:tcPr>
-                  <w:tcW w:type="dxa" w:w="3235"/>
+                  <w:tcW w:type="dxa" w:w="2376"/>
                   <w:tcMar>
                     <w:top w:type="dxa" w:w="40"/>
                     <w:left w:type="dxa" w:w="60"/>
@@ -3832,18 +3315,18 @@
                       <w:sz w:val="16"/>
                       <w:szCs w:val="16"/>
                     </w:rPr>
-                    <w:t xml:space="preserve">Art. 5</w:t>
+                    <w:t xml:space="preserve">[list, at most eight items]</w:t>
                   </w:r>
                 </w:p>
               </w:tc>
             </w:tr>
             <w:tr>
               <w:trPr>
-                <w:tblHeader w:val="false"/>
+                <w:tblHeader w:val="off"/>
               </w:trPr>
               <w:tc>
                 <w:tcPr>
-                  <w:tcW w:type="dxa" w:w="3235"/>
+                  <w:tcW w:type="dxa" w:w="2376"/>
                   <w:tcMar>
                     <w:top w:type="dxa" w:w="40"/>
                     <w:left w:type="dxa" w:w="60"/>
@@ -3860,13 +3343,13 @@
                       <w:sz w:val="16"/>
                       <w:szCs w:val="16"/>
                     </w:rPr>
-                    <w:t xml:space="preserve">Retention of volunteer data after the end / Čuvanje podataka</w:t>
+                    <w:t xml:space="preserve">Authority</w:t>
                   </w:r>
                 </w:p>
               </w:tc>
               <w:tc>
                 <w:tcPr>
-                  <w:tcW w:type="dxa" w:w="3235"/>
+                  <w:tcW w:type="dxa" w:w="2376"/>
                   <w:tcMar>
                     <w:top w:type="dxa" w:w="40"/>
                     <w:left w:type="dxa" w:w="60"/>
@@ -3883,13 +3366,18 @@
                       <w:sz w:val="16"/>
                       <w:szCs w:val="16"/>
                     </w:rPr>
-                    <w:t xml:space="preserve">2 years</w:t>
+                    <w:t xml:space="preserve">[what they may decide alone, what needs approval, what never]</w:t>
                   </w:r>
                 </w:p>
               </w:tc>
+            </w:tr>
+            <w:tr>
+              <w:trPr>
+                <w:tblHeader w:val="off"/>
+              </w:trPr>
               <w:tc>
                 <w:tcPr>
-                  <w:tcW w:type="dxa" w:w="3235"/>
+                  <w:tcW w:type="dxa" w:w="2376"/>
                   <w:tcMar>
                     <w:top w:type="dxa" w:w="40"/>
                     <w:left w:type="dxa" w:w="60"/>
@@ -3906,18 +3394,13 @@
                       <w:sz w:val="16"/>
                       <w:szCs w:val="16"/>
                     </w:rPr>
-                    <w:t xml:space="preserve">Art. 8</w:t>
+                    <w:t xml:space="preserve">Reports to</w:t>
                   </w:r>
                 </w:p>
               </w:tc>
-            </w:tr>
-            <w:tr>
-              <w:trPr>
-                <w:tblHeader w:val="false"/>
-              </w:trPr>
               <w:tc>
                 <w:tcPr>
-                  <w:tcW w:type="dxa" w:w="3235"/>
+                  <w:tcW w:type="dxa" w:w="2376"/>
                   <w:tcMar>
                     <w:top w:type="dxa" w:w="40"/>
                     <w:left w:type="dxa" w:w="60"/>
@@ -3934,13 +3417,18 @@
                       <w:sz w:val="16"/>
                       <w:szCs w:val="16"/>
                     </w:rPr>
-                    <w:t xml:space="preserve">Notice period / Otkazni rok</w:t>
+                    <w:t xml:space="preserve">[national contact / Executive Director / chapter lead]</w:t>
                   </w:r>
                 </w:p>
               </w:tc>
+            </w:tr>
+            <w:tr>
+              <w:trPr>
+                <w:tblHeader w:val="off"/>
+              </w:trPr>
               <w:tc>
                 <w:tcPr>
-                  <w:tcW w:type="dxa" w:w="3235"/>
+                  <w:tcW w:type="dxa" w:w="2376"/>
                   <w:tcMar>
                     <w:top w:type="dxa" w:w="40"/>
                     <w:left w:type="dxa" w:w="60"/>
@@ -3957,13 +3445,13 @@
                       <w:sz w:val="16"/>
                       <w:szCs w:val="16"/>
                     </w:rPr>
-                    <w:t xml:space="preserve">15 days</w:t>
+                    <w:t xml:space="preserve">Expected time</w:t>
                   </w:r>
                 </w:p>
               </w:tc>
               <w:tc>
                 <w:tcPr>
-                  <w:tcW w:type="dxa" w:w="3235"/>
+                  <w:tcW w:type="dxa" w:w="2376"/>
                   <w:tcMar>
                     <w:top w:type="dxa" w:w="40"/>
                     <w:left w:type="dxa" w:w="60"/>
@@ -3980,18 +3468,18 @@
                       <w:sz w:val="16"/>
                       <w:szCs w:val="16"/>
                     </w:rPr>
-                    <w:t xml:space="preserve">Art. 12</w:t>
+                    <w:t xml:space="preserve">[hours a month; team guide: team lead 4 to 6 hours a month, chapter lead 1 day a month]</w:t>
                   </w:r>
                 </w:p>
               </w:tc>
             </w:tr>
             <w:tr>
               <w:trPr>
-                <w:tblHeader w:val="false"/>
+                <w:tblHeader w:val="off"/>
               </w:trPr>
               <w:tc>
                 <w:tcPr>
-                  <w:tcW w:type="dxa" w:w="3235"/>
+                  <w:tcW w:type="dxa" w:w="2376"/>
                   <w:tcMar>
                     <w:top w:type="dxa" w:w="40"/>
                     <w:left w:type="dxa" w:w="60"/>
@@ -4008,13 +3496,13 @@
                       <w:sz w:val="16"/>
                       <w:szCs w:val="16"/>
                     </w:rPr>
-                    <w:t xml:space="preserve">Minimum age with parental consent / Minimalni uzrast</w:t>
+                    <w:t xml:space="preserve">Training</w:t>
                   </w:r>
                 </w:p>
               </w:tc>
               <w:tc>
                 <w:tcPr>
-                  <w:tcW w:type="dxa" w:w="3235"/>
+                  <w:tcW w:type="dxa" w:w="2376"/>
                   <w:tcMar>
                     <w:top w:type="dxa" w:w="40"/>
                     <w:left w:type="dxa" w:w="60"/>
@@ -4031,13 +3519,18 @@
                       <w:sz w:val="16"/>
                       <w:szCs w:val="16"/>
                     </w:rPr>
-                    <w:t xml:space="preserve">per the Law, suggested 15</w:t>
+                    <w:t xml:space="preserve">[induction; child safeguarding; cash; water safety]</w:t>
                   </w:r>
                 </w:p>
               </w:tc>
+            </w:tr>
+            <w:tr>
+              <w:trPr>
+                <w:tblHeader w:val="off"/>
+              </w:trPr>
               <w:tc>
                 <w:tcPr>
-                  <w:tcW w:type="dxa" w:w="3235"/>
+                  <w:tcW w:type="dxa" w:w="2376"/>
                   <w:tcMar>
                     <w:top w:type="dxa" w:w="40"/>
                     <w:left w:type="dxa" w:w="60"/>
@@ -4054,18 +3547,13 @@
                       <w:sz w:val="16"/>
                       <w:szCs w:val="16"/>
                     </w:rPr>
-                    <w:t xml:space="preserve">Art. 14</w:t>
+                    <w:t xml:space="preserve">Child contact</w:t>
                   </w:r>
                 </w:p>
               </w:tc>
-            </w:tr>
-            <w:tr>
-              <w:trPr>
-                <w:tblHeader w:val="false"/>
-              </w:trPr>
               <w:tc>
                 <w:tcPr>
-                  <w:tcW w:type="dxa" w:w="3235"/>
+                  <w:tcW w:type="dxa" w:w="2376"/>
                   <w:tcMar>
                     <w:top w:type="dxa" w:w="40"/>
                     <w:left w:type="dxa" w:w="60"/>
@@ -4082,13 +3570,18 @@
                       <w:sz w:val="16"/>
                       <w:szCs w:val="16"/>
                     </w:rPr>
-                    <w:t xml:space="preserve">Task confirmation before an event / Potvrda zadatka</w:t>
+                    <w:t xml:space="preserve">[yes / no]</w:t>
                   </w:r>
                 </w:p>
               </w:tc>
+            </w:tr>
+            <w:tr>
+              <w:trPr>
+                <w:tblHeader w:val="off"/>
+              </w:trPr>
               <w:tc>
                 <w:tcPr>
-                  <w:tcW w:type="dxa" w:w="3235"/>
+                  <w:tcW w:type="dxa" w:w="2376"/>
                   <w:tcMar>
                     <w:top w:type="dxa" w:w="40"/>
                     <w:left w:type="dxa" w:w="60"/>
@@ -4105,13 +3598,13 @@
                       <w:sz w:val="16"/>
                       <w:szCs w:val="16"/>
                     </w:rPr>
-                    <w:t xml:space="preserve">7 days</w:t>
+                    <w:t xml:space="preserve">Cash handling</w:t>
                   </w:r>
                 </w:p>
               </w:tc>
               <w:tc>
                 <w:tcPr>
-                  <w:tcW w:type="dxa" w:w="3235"/>
+                  <w:tcW w:type="dxa" w:w="2376"/>
                   <w:tcMar>
                     <w:top w:type="dxa" w:w="40"/>
                     <w:left w:type="dxa" w:w="60"/>
@@ -4128,7 +3621,109 @@
                       <w:sz w:val="16"/>
                       <w:szCs w:val="16"/>
                     </w:rPr>
-                    <w:t xml:space="preserve">Art. 15</w:t>
+                    <w:t xml:space="preserve">[yes / no]</w:t>
+                  </w:r>
+                </w:p>
+              </w:tc>
+            </w:tr>
+            <w:tr>
+              <w:trPr>
+                <w:tblHeader w:val="off"/>
+              </w:trPr>
+              <w:tc>
+                <w:tcPr>
+                  <w:tcW w:type="dxa" w:w="2376"/>
+                  <w:tcMar>
+                    <w:top w:type="dxa" w:w="40"/>
+                    <w:left w:type="dxa" w:w="60"/>
+                    <w:bottom w:type="dxa" w:w="40"/>
+                    <w:right w:type="dxa" w:w="60"/>
+                  </w:tcMar>
+                </w:tcPr>
+                <w:p>
+                  <w:r>
+                    <w:rPr>
+                      <w:rFonts w:ascii="Arial" w:cs="Arial" w:eastAsia="Arial" w:hAnsi="Arial"/>
+                      <w:b w:val="false"/>
+                      <w:bCs w:val="false"/>
+                      <w:sz w:val="16"/>
+                      <w:szCs w:val="16"/>
+                    </w:rPr>
+                    <w:t xml:space="preserve">Equipment and access</w:t>
+                  </w:r>
+                </w:p>
+              </w:tc>
+              <w:tc>
+                <w:tcPr>
+                  <w:tcW w:type="dxa" w:w="2376"/>
+                  <w:tcMar>
+                    <w:top w:type="dxa" w:w="40"/>
+                    <w:left w:type="dxa" w:w="60"/>
+                    <w:bottom w:type="dxa" w:w="40"/>
+                    <w:right w:type="dxa" w:w="60"/>
+                  </w:tcMar>
+                </w:tcPr>
+                <w:p>
+                  <w:r>
+                    <w:rPr>
+                      <w:rFonts w:ascii="Arial" w:cs="Arial" w:eastAsia="Arial" w:hAnsi="Arial"/>
+                      <w:b w:val="false"/>
+                      <w:bCs w:val="false"/>
+                      <w:sz w:val="16"/>
+                      <w:szCs w:val="16"/>
+                    </w:rPr>
+                    <w:t xml:space="preserve">[badge, T-shirt, platform access by role, e-mail]</w:t>
+                  </w:r>
+                </w:p>
+              </w:tc>
+            </w:tr>
+            <w:tr>
+              <w:trPr>
+                <w:tblHeader w:val="off"/>
+              </w:trPr>
+              <w:tc>
+                <w:tcPr>
+                  <w:tcW w:type="dxa" w:w="2376"/>
+                  <w:tcMar>
+                    <w:top w:type="dxa" w:w="40"/>
+                    <w:left w:type="dxa" w:w="60"/>
+                    <w:bottom w:type="dxa" w:w="40"/>
+                    <w:right w:type="dxa" w:w="60"/>
+                  </w:tcMar>
+                </w:tcPr>
+                <w:p>
+                  <w:r>
+                    <w:rPr>
+                      <w:rFonts w:ascii="Arial" w:cs="Arial" w:eastAsia="Arial" w:hAnsi="Arial"/>
+                      <w:b w:val="false"/>
+                      <w:bCs w:val="false"/>
+                      <w:sz w:val="16"/>
+                      <w:szCs w:val="16"/>
+                    </w:rPr>
+                    <w:t xml:space="preserve">Duration</w:t>
+                  </w:r>
+                </w:p>
+              </w:tc>
+              <w:tc>
+                <w:tcPr>
+                  <w:tcW w:type="dxa" w:w="2376"/>
+                  <w:tcMar>
+                    <w:top w:type="dxa" w:w="40"/>
+                    <w:left w:type="dxa" w:w="60"/>
+                    <w:bottom w:type="dxa" w:w="40"/>
+                    <w:right w:type="dxa" w:w="60"/>
+                  </w:tcMar>
+                </w:tcPr>
+                <w:p>
+                  <w:r>
+                    <w:rPr>
+                      <w:rFonts w:ascii="Arial" w:cs="Arial" w:eastAsia="Arial" w:hAnsi="Arial"/>
+                      <w:b w:val="false"/>
+                      <w:bCs w:val="false"/>
+                      <w:sz w:val="16"/>
+                      <w:szCs w:val="16"/>
+                    </w:rPr>
+                    <w:t xml:space="preserve">[from, to or indefinite]</w:t>
                   </w:r>
                 </w:p>
               </w:tc>
@@ -4140,36 +3735,561 @@
       <w:tr>
         <w:tc>
           <w:tcPr>
-            <w:tcW w:type="dxa" w:w="9906"/>
-            <w:gridSpan w:val="2"/>
-            <w:tcMar>
-              <w:top w:type="dxa" w:w="80"/>
-              <w:left w:type="dxa" w:w="100"/>
-              <w:bottom w:type="dxa" w:w="80"/>
-              <w:right w:type="dxa" w:w="100"/>
-            </w:tcMar>
-          </w:tcPr>
-          <w:p>
-            <w:pPr>
-              <w:spacing w:after="100"/>
-            </w:pPr>
+            <w:tcW w:type="dxa" w:w="4953"/>
+            <w:shd w:fill="E3EBED" w:color="auto" w:val="clear"/>
+            <w:tcMar>
+              <w:top w:type="dxa" w:w="80"/>
+              <w:left w:type="dxa" w:w="100"/>
+              <w:bottom w:type="dxa" w:w="80"/>
+              <w:right w:type="dxa" w:w="100"/>
+            </w:tcMar>
+          </w:tcPr>
+          <w:p>
             <w:r>
               <w:rPr>
                 <w:rFonts w:ascii="Arial" w:cs="Arial" w:eastAsia="Arial" w:hAnsi="Arial"/>
                 <w:b/>
                 <w:bCs/>
-                <w:sz w:val="18"/>
-                <w:szCs w:val="18"/>
-              </w:rPr>
-              <w:t xml:space="preserve">Platform notes.</w:t>
-            </w:r>
-            <w:r>
-              <w:rPr>
-                <w:rFonts w:ascii="Arial" w:cs="Arial" w:eastAsia="Arial" w:hAnsi="Arial"/>
-                <w:sz w:val="18"/>
-                <w:szCs w:val="18"/>
-              </w:rPr>
-              <w:t xml:space="preserve"> The volunteer sign-up page exists; it should collect what Part A needs (role preference, emergency contact, shirt size, photo choice, the declarations with version and timestamp, and a parent's confirmation for minors) and write to the volunteer register the Chapter Rules and safeguarding policy expect (roles, briefings with date and briefer, hours, declarations, certificates for permanent roles). Staff records in the admin console already hold volunteers as team records; the register fields above extend them. A certificate of volunteering can be generated from the register. Part B agreements are documents in storage linked to the staff record, with the accepted version noted.</w:t>
+                <w:color w:val="0E3A46"/>
+                <w:sz w:val="22"/>
+                <w:szCs w:val="22"/>
+              </w:rPr>
+              <w:t xml:space="preserve">DIO C: PRAVILA ZA VOLONTERE</w:t>
+            </w:r>
+          </w:p>
+        </w:tc>
+        <w:tc>
+          <w:tcPr>
+            <w:tcW w:type="dxa" w:w="4953"/>
+            <w:shd w:fill="E3EBED" w:color="auto" w:val="clear"/>
+            <w:tcMar>
+              <w:top w:type="dxa" w:w="80"/>
+              <w:left w:type="dxa" w:w="100"/>
+              <w:bottom w:type="dxa" w:w="80"/>
+              <w:right w:type="dxa" w:w="100"/>
+            </w:tcMar>
+          </w:tcPr>
+          <w:p>
+            <w:r>
+              <w:rPr>
+                <w:rFonts w:ascii="Arial" w:cs="Arial" w:eastAsia="Arial" w:hAnsi="Arial"/>
+                <w:b/>
+                <w:bCs/>
+                <w:color w:val="0E3A46"/>
+                <w:sz w:val="22"/>
+                <w:szCs w:val="22"/>
+              </w:rPr>
+              <w:t xml:space="preserve">PART C: VOLUNTEER RULES</w:t>
+            </w:r>
+          </w:p>
+        </w:tc>
+      </w:tr>
+      <w:tr>
+        <w:tc>
+          <w:tcPr>
+            <w:tcW w:type="dxa" w:w="4953"/>
+            <w:shd w:fill="F1F5F6" w:color="auto" w:val="clear"/>
+            <w:tcMar>
+              <w:top w:type="dxa" w:w="80"/>
+              <w:left w:type="dxa" w:w="100"/>
+              <w:bottom w:type="dxa" w:w="80"/>
+              <w:right w:type="dxa" w:w="100"/>
+            </w:tcMar>
+          </w:tcPr>
+          <w:p>
+            <w:r>
+              <w:rPr>
+                <w:rFonts w:ascii="Arial" w:cs="Arial" w:eastAsia="Arial" w:hAnsi="Arial"/>
+                <w:b/>
+                <w:bCs/>
+                <w:color w:val="0E3A46"/>
+                <w:sz w:val="20"/>
+                <w:szCs w:val="20"/>
+              </w:rPr>
+              <w:t xml:space="preserve">Član 14 — Ko može volontirati</w:t>
+            </w:r>
+          </w:p>
+        </w:tc>
+        <w:tc>
+          <w:tcPr>
+            <w:tcW w:type="dxa" w:w="4953"/>
+            <w:shd w:fill="F1F5F6" w:color="auto" w:val="clear"/>
+            <w:tcMar>
+              <w:top w:type="dxa" w:w="80"/>
+              <w:left w:type="dxa" w:w="100"/>
+              <w:bottom w:type="dxa" w:w="80"/>
+              <w:right w:type="dxa" w:w="100"/>
+            </w:tcMar>
+          </w:tcPr>
+          <w:p>
+            <w:r>
+              <w:rPr>
+                <w:rFonts w:ascii="Arial" w:cs="Arial" w:eastAsia="Arial" w:hAnsi="Arial"/>
+                <w:b/>
+                <w:bCs/>
+                <w:color w:val="0E3A46"/>
+                <w:sz w:val="20"/>
+                <w:szCs w:val="20"/>
+              </w:rPr>
+              <w:t xml:space="preserve">Article 14 — Who may volunteer</w:t>
+            </w:r>
+          </w:p>
+        </w:tc>
+      </w:tr>
+      <w:tr>
+        <w:tc>
+          <w:tcPr>
+            <w:tcW w:type="dxa" w:w="4953"/>
+            <w:tcMar>
+              <w:top w:type="dxa" w:w="80"/>
+              <w:left w:type="dxa" w:w="100"/>
+              <w:bottom w:type="dxa" w:w="80"/>
+              <w:right w:type="dxa" w:w="100"/>
+            </w:tcMar>
+          </w:tcPr>
+          <w:p>
+            <w:pPr>
+              <w:spacing w:after="100"/>
+            </w:pPr>
+            <w:r>
+              <w:rPr>
+                <w:rFonts w:ascii="Arial" w:cs="Arial" w:eastAsia="Arial" w:hAnsi="Arial"/>
+                <w:sz w:val="18"/>
+                <w:szCs w:val="18"/>
+              </w:rPr>
+              <w:t xml:space="preserve">Volontirati može punoljetno lice i, uz pisanu saglasnost roditelja ili staratelja, lice od [[PLACEHOLDER: uzrast, prema Zakonu o volonterskom radu, npr. 15]] godina, na zadacima primjerenim uzrastu, bez novca, vode i samostalnog rada sa djecom. Strani državljani volontiraju pod istim uslovima [[PLACEHOLDER: potvrditi da li boravišni status ograničava volontiranje]]. Lice pravosnažno osuđeno za djelo protiv djece ne može volontirati ni na jednom zadatku.</w:t>
+            </w:r>
+          </w:p>
+        </w:tc>
+        <w:tc>
+          <w:tcPr>
+            <w:tcW w:type="dxa" w:w="4953"/>
+            <w:tcMar>
+              <w:top w:type="dxa" w:w="80"/>
+              <w:left w:type="dxa" w:w="100"/>
+              <w:bottom w:type="dxa" w:w="80"/>
+              <w:right w:type="dxa" w:w="100"/>
+            </w:tcMar>
+          </w:tcPr>
+          <w:p>
+            <w:pPr>
+              <w:spacing w:after="100"/>
+            </w:pPr>
+            <w:r>
+              <w:rPr>
+                <w:rFonts w:ascii="Arial" w:cs="Arial" w:eastAsia="Arial" w:hAnsi="Arial"/>
+                <w:sz w:val="18"/>
+                <w:szCs w:val="18"/>
+              </w:rPr>
+              <w:t xml:space="preserve">An adult may volunteer and, with the written consent of a parent or guardian, so may a person aged [[PLACEHOLDER: age, per the Law on Volunteering, e.g. 15]] or over, on age-appropriate tasks, without money, water or unsupervised work with children. Foreign nationals volunteer under the same conditions [[PLACEHOLDER: confirm whether residence status restricts volunteering]]. A person finally convicted of an offence against children may not volunteer on any task.</w:t>
+            </w:r>
+          </w:p>
+        </w:tc>
+      </w:tr>
+      <w:tr>
+        <w:tc>
+          <w:tcPr>
+            <w:tcW w:type="dxa" w:w="4953"/>
+            <w:shd w:fill="F1F5F6" w:color="auto" w:val="clear"/>
+            <w:tcMar>
+              <w:top w:type="dxa" w:w="80"/>
+              <w:left w:type="dxa" w:w="100"/>
+              <w:bottom w:type="dxa" w:w="80"/>
+              <w:right w:type="dxa" w:w="100"/>
+            </w:tcMar>
+          </w:tcPr>
+          <w:p>
+            <w:r>
+              <w:rPr>
+                <w:rFonts w:ascii="Arial" w:cs="Arial" w:eastAsia="Arial" w:hAnsi="Arial"/>
+                <w:b/>
+                <w:bCs/>
+                <w:color w:val="0E3A46"/>
+                <w:sz w:val="20"/>
+                <w:szCs w:val="20"/>
+              </w:rPr>
+              <w:t xml:space="preserve">Član 15 — Prijava, raspored i upoznavanje</w:t>
+            </w:r>
+          </w:p>
+        </w:tc>
+        <w:tc>
+          <w:tcPr>
+            <w:tcW w:type="dxa" w:w="4953"/>
+            <w:shd w:fill="F1F5F6" w:color="auto" w:val="clear"/>
+            <w:tcMar>
+              <w:top w:type="dxa" w:w="80"/>
+              <w:left w:type="dxa" w:w="100"/>
+              <w:bottom w:type="dxa" w:w="80"/>
+              <w:right w:type="dxa" w:w="100"/>
+            </w:tcMar>
+          </w:tcPr>
+          <w:p>
+            <w:r>
+              <w:rPr>
+                <w:rFonts w:ascii="Arial" w:cs="Arial" w:eastAsia="Arial" w:hAnsi="Arial"/>
+                <w:b/>
+                <w:bCs/>
+                <w:color w:val="0E3A46"/>
+                <w:sz w:val="20"/>
+                <w:szCs w:val="20"/>
+              </w:rPr>
+              <w:t xml:space="preserve">Article 15 — Sign-up, rostering and briefing</w:t>
+            </w:r>
+          </w:p>
+        </w:tc>
+      </w:tr>
+      <w:tr>
+        <w:tc>
+          <w:tcPr>
+            <w:tcW w:type="dxa" w:w="4953"/>
+            <w:tcMar>
+              <w:top w:type="dxa" w:w="80"/>
+              <w:left w:type="dxa" w:w="100"/>
+              <w:bottom w:type="dxa" w:w="80"/>
+              <w:right w:type="dxa" w:w="100"/>
+            </w:tcMar>
+          </w:tcPr>
+          <w:p>
+            <w:pPr>
+              <w:spacing w:after="100"/>
+            </w:pPr>
+            <w:r>
+              <w:rPr>
+                <w:rFonts w:ascii="Arial" w:cs="Arial" w:eastAsia="Arial" w:hAnsi="Arial"/>
+                <w:sz w:val="18"/>
+                <w:szCs w:val="18"/>
+              </w:rPr>
+              <w:t xml:space="preserve">Prijava ide preko sajta ili preko koordinatora volontera ogranka i unosi se u registar volontera (ime, kontakt, uloge, upoznavanja, sati, izjave). Koordinator raspoređuje zadatke, potvrđuje ih volonteru najmanje [[PLACEHOLDER: broj, npr. 7]] dana prije događaja sa mjestom, vremenom, trajanjem i kontaktom, i vodi upoznavanje od najmanje 15 minuta prije svakog događaja (uloge, bezbjednost, zaštita djece, gotovina, kome se prijavljuje problem). Volonter koji nije prošao upoznavanje ne dobija zadatak sa djecom, na vodi ni sa novcem.</w:t>
+            </w:r>
+          </w:p>
+        </w:tc>
+        <w:tc>
+          <w:tcPr>
+            <w:tcW w:type="dxa" w:w="4953"/>
+            <w:tcMar>
+              <w:top w:type="dxa" w:w="80"/>
+              <w:left w:type="dxa" w:w="100"/>
+              <w:bottom w:type="dxa" w:w="80"/>
+              <w:right w:type="dxa" w:w="100"/>
+            </w:tcMar>
+          </w:tcPr>
+          <w:p>
+            <w:pPr>
+              <w:spacing w:after="100"/>
+            </w:pPr>
+            <w:r>
+              <w:rPr>
+                <w:rFonts w:ascii="Arial" w:cs="Arial" w:eastAsia="Arial" w:hAnsi="Arial"/>
+                <w:sz w:val="18"/>
+                <w:szCs w:val="18"/>
+              </w:rPr>
+              <w:t xml:space="preserve">Sign-up is through the site or through the chapter's volunteer coordinator and is entered in the volunteer register (name, contact, roles, briefings, hours, declarations). The coordinator assigns tasks, confirms them to the volunteer at least [[PLACEHOLDER: number, e.g. 7]] days before the event with the place, time, duration and contact, and holds a briefing of at least 15 minutes before every event (roles, safety, child safeguarding, cash, whom to report a problem to). A volunteer who has not attended the briefing is not given a task with children, on the water or with money.</w:t>
+            </w:r>
+          </w:p>
+        </w:tc>
+      </w:tr>
+      <w:tr>
+        <w:tc>
+          <w:tcPr>
+            <w:tcW w:type="dxa" w:w="4953"/>
+            <w:shd w:fill="F1F5F6" w:color="auto" w:val="clear"/>
+            <w:tcMar>
+              <w:top w:type="dxa" w:w="80"/>
+              <w:left w:type="dxa" w:w="100"/>
+              <w:bottom w:type="dxa" w:w="80"/>
+              <w:right w:type="dxa" w:w="100"/>
+            </w:tcMar>
+          </w:tcPr>
+          <w:p>
+            <w:r>
+              <w:rPr>
+                <w:rFonts w:ascii="Arial" w:cs="Arial" w:eastAsia="Arial" w:hAnsi="Arial"/>
+                <w:b/>
+                <w:bCs/>
+                <w:color w:val="0E3A46"/>
+                <w:sz w:val="20"/>
+                <w:szCs w:val="20"/>
+              </w:rPr>
+              <w:t xml:space="preserve">Član 16 — Na zadatku</w:t>
+            </w:r>
+          </w:p>
+        </w:tc>
+        <w:tc>
+          <w:tcPr>
+            <w:tcW w:type="dxa" w:w="4953"/>
+            <w:shd w:fill="F1F5F6" w:color="auto" w:val="clear"/>
+            <w:tcMar>
+              <w:top w:type="dxa" w:w="80"/>
+              <w:left w:type="dxa" w:w="100"/>
+              <w:bottom w:type="dxa" w:w="80"/>
+              <w:right w:type="dxa" w:w="100"/>
+            </w:tcMar>
+          </w:tcPr>
+          <w:p>
+            <w:r>
+              <w:rPr>
+                <w:rFonts w:ascii="Arial" w:cs="Arial" w:eastAsia="Arial" w:hAnsi="Arial"/>
+                <w:b/>
+                <w:bCs/>
+                <w:color w:val="0E3A46"/>
+                <w:sz w:val="20"/>
+                <w:szCs w:val="20"/>
+              </w:rPr>
+              <w:t xml:space="preserve">Article 16 — On duty</w:t>
+            </w:r>
+          </w:p>
+        </w:tc>
+      </w:tr>
+      <w:tr>
+        <w:tc>
+          <w:tcPr>
+            <w:tcW w:type="dxa" w:w="4953"/>
+            <w:tcMar>
+              <w:top w:type="dxa" w:w="80"/>
+              <w:left w:type="dxa" w:w="100"/>
+              <w:bottom w:type="dxa" w:w="80"/>
+              <w:right w:type="dxa" w:w="100"/>
+            </w:tcMar>
+          </w:tcPr>
+          <w:p>
+            <w:pPr>
+              <w:spacing w:after="100"/>
+            </w:pPr>
+            <w:r>
+              <w:rPr>
+                <w:rFonts w:ascii="Arial" w:cs="Arial" w:eastAsia="Arial" w:hAnsi="Arial"/>
+                <w:sz w:val="18"/>
+                <w:szCs w:val="18"/>
+              </w:rPr>
+              <w:t xml:space="preserve">Volonter nosi oznaku, dolazi na vrijeme, javlja se koordinatoru pri dolasku i odlasku, ostaje na dodijeljenom mjestu dok ga ne zamijene, ne konzumira alkohol, prati uputstva i prijavljuje probleme. Zadatke na vodi obavljaju samo volonteri koje odredi nacionalno lice za bezbjednost, uz spasioce. Zadatke sa gotovinom obavljaju dva volontera zajedno. Volonter ne prevozi učesnike ni djecu svojim vozilom osim po Politici zaštite djece i uz odobrenje koordinatora.</w:t>
+            </w:r>
+          </w:p>
+        </w:tc>
+        <w:tc>
+          <w:tcPr>
+            <w:tcW w:type="dxa" w:w="4953"/>
+            <w:tcMar>
+              <w:top w:type="dxa" w:w="80"/>
+              <w:left w:type="dxa" w:w="100"/>
+              <w:bottom w:type="dxa" w:w="80"/>
+              <w:right w:type="dxa" w:w="100"/>
+            </w:tcMar>
+          </w:tcPr>
+          <w:p>
+            <w:pPr>
+              <w:spacing w:after="100"/>
+            </w:pPr>
+            <w:r>
+              <w:rPr>
+                <w:rFonts w:ascii="Arial" w:cs="Arial" w:eastAsia="Arial" w:hAnsi="Arial"/>
+                <w:sz w:val="18"/>
+                <w:szCs w:val="18"/>
+              </w:rPr>
+              <w:t xml:space="preserve">The volunteer wears the badge, arrives on time, reports to the coordinator on arrival and departure, stays at the assigned post until relieved, does not consume alcohol, follows instructions and reports problems. Tasks on the water are performed only by volunteers designated by the national safety lead, with lifeguards present. Tasks with cash are performed by two volunteers together. The volunteer does not transport participants or children in their own vehicle except under the Child Safeguarding Policy and with the coordinator's approval.</w:t>
+            </w:r>
+          </w:p>
+        </w:tc>
+      </w:tr>
+      <w:tr>
+        <w:tc>
+          <w:tcPr>
+            <w:tcW w:type="dxa" w:w="4953"/>
+            <w:shd w:fill="F1F5F6" w:color="auto" w:val="clear"/>
+            <w:tcMar>
+              <w:top w:type="dxa" w:w="80"/>
+              <w:left w:type="dxa" w:w="100"/>
+              <w:bottom w:type="dxa" w:w="80"/>
+              <w:right w:type="dxa" w:w="100"/>
+            </w:tcMar>
+          </w:tcPr>
+          <w:p>
+            <w:r>
+              <w:rPr>
+                <w:rFonts w:ascii="Arial" w:cs="Arial" w:eastAsia="Arial" w:hAnsi="Arial"/>
+                <w:b/>
+                <w:bCs/>
+                <w:color w:val="0E3A46"/>
+                <w:sz w:val="20"/>
+                <w:szCs w:val="20"/>
+              </w:rPr>
+              <w:t xml:space="preserve">Član 17 — Priznanje i podrška</w:t>
+            </w:r>
+          </w:p>
+        </w:tc>
+        <w:tc>
+          <w:tcPr>
+            <w:tcW w:type="dxa" w:w="4953"/>
+            <w:shd w:fill="F1F5F6" w:color="auto" w:val="clear"/>
+            <w:tcMar>
+              <w:top w:type="dxa" w:w="80"/>
+              <w:left w:type="dxa" w:w="100"/>
+              <w:bottom w:type="dxa" w:w="80"/>
+              <w:right w:type="dxa" w:w="100"/>
+            </w:tcMar>
+          </w:tcPr>
+          <w:p>
+            <w:r>
+              <w:rPr>
+                <w:rFonts w:ascii="Arial" w:cs="Arial" w:eastAsia="Arial" w:hAnsi="Arial"/>
+                <w:b/>
+                <w:bCs/>
+                <w:color w:val="0E3A46"/>
+                <w:sz w:val="20"/>
+                <w:szCs w:val="20"/>
+              </w:rPr>
+              <w:t xml:space="preserve">Article 17 — Recognition and support</w:t>
+            </w:r>
+          </w:p>
+        </w:tc>
+      </w:tr>
+      <w:tr>
+        <w:tc>
+          <w:tcPr>
+            <w:tcW w:type="dxa" w:w="4953"/>
+            <w:tcMar>
+              <w:top w:type="dxa" w:w="80"/>
+              <w:left w:type="dxa" w:w="100"/>
+              <w:bottom w:type="dxa" w:w="80"/>
+              <w:right w:type="dxa" w:w="100"/>
+            </w:tcMar>
+          </w:tcPr>
+          <w:p>
+            <w:pPr>
+              <w:spacing w:after="100"/>
+            </w:pPr>
+            <w:r>
+              <w:rPr>
+                <w:rFonts w:ascii="Arial" w:cs="Arial" w:eastAsia="Arial" w:hAnsi="Arial"/>
+                <w:sz w:val="18"/>
+                <w:szCs w:val="18"/>
+              </w:rPr>
+              <w:t xml:space="preserve">Udruženje volonterima obezbjeđuje: majicu ili oznaku, okrepu na zadatku, javnu zahvalnicu, potvrdu o volontiranju na zahtjev, poziv na godišnji susret volontera i, gdje je moguće, obuku koja volonteru koristi i van udruženja. Sati volontera unose se u godišnji izvještaj udruženja kao doprinos zajednice. Volonteri koji preuzmu istaknute uloge mogu biti predloženi za organe udruženja po Statutu. Udruženje pazi da iste ljude ne traži za sve: koordinator prati opterećenje i nudi pauzu prije nego što je neko zatraži.</w:t>
+            </w:r>
+          </w:p>
+        </w:tc>
+        <w:tc>
+          <w:tcPr>
+            <w:tcW w:type="dxa" w:w="4953"/>
+            <w:tcMar>
+              <w:top w:type="dxa" w:w="80"/>
+              <w:left w:type="dxa" w:w="100"/>
+              <w:bottom w:type="dxa" w:w="80"/>
+              <w:right w:type="dxa" w:w="100"/>
+            </w:tcMar>
+          </w:tcPr>
+          <w:p>
+            <w:pPr>
+              <w:spacing w:after="100"/>
+            </w:pPr>
+            <w:r>
+              <w:rPr>
+                <w:rFonts w:ascii="Arial" w:cs="Arial" w:eastAsia="Arial" w:hAnsi="Arial"/>
+                <w:sz w:val="18"/>
+                <w:szCs w:val="18"/>
+              </w:rPr>
+              <w:t xml:space="preserve">The association provides volunteers with: a T-shirt or badge, refreshments on the task, public thanks, a certificate of volunteering on request, an invitation to the annual volunteer gathering and, where possible, training that is useful to the volunteer beyond the association. Volunteer hours are entered in the association's annual report as the community's contribution. Volunteers who take on prominent roles may be proposed for the association's bodies under the Statute. The association takes care not to ask the same people for everything: the coordinator monitors workload and offers a break before anyone asks for one.</w:t>
+            </w:r>
+          </w:p>
+        </w:tc>
+      </w:tr>
+      <w:tr>
+        <w:tc>
+          <w:tcPr>
+            <w:tcW w:type="dxa" w:w="4953"/>
+            <w:shd w:fill="F1F5F6" w:color="auto" w:val="clear"/>
+            <w:tcMar>
+              <w:top w:type="dxa" w:w="80"/>
+              <w:left w:type="dxa" w:w="100"/>
+              <w:bottom w:type="dxa" w:w="80"/>
+              <w:right w:type="dxa" w:w="100"/>
+            </w:tcMar>
+          </w:tcPr>
+          <w:p>
+            <w:r>
+              <w:rPr>
+                <w:rFonts w:ascii="Arial" w:cs="Arial" w:eastAsia="Arial" w:hAnsi="Arial"/>
+                <w:b/>
+                <w:bCs/>
+                <w:color w:val="0E3A46"/>
+                <w:sz w:val="20"/>
+                <w:szCs w:val="20"/>
+              </w:rPr>
+              <w:t xml:space="preserve">Član 18 — Prigovori volontera</w:t>
+            </w:r>
+          </w:p>
+        </w:tc>
+        <w:tc>
+          <w:tcPr>
+            <w:tcW w:type="dxa" w:w="4953"/>
+            <w:shd w:fill="F1F5F6" w:color="auto" w:val="clear"/>
+            <w:tcMar>
+              <w:top w:type="dxa" w:w="80"/>
+              <w:left w:type="dxa" w:w="100"/>
+              <w:bottom w:type="dxa" w:w="80"/>
+              <w:right w:type="dxa" w:w="100"/>
+            </w:tcMar>
+          </w:tcPr>
+          <w:p>
+            <w:r>
+              <w:rPr>
+                <w:rFonts w:ascii="Arial" w:cs="Arial" w:eastAsia="Arial" w:hAnsi="Arial"/>
+                <w:b/>
+                <w:bCs/>
+                <w:color w:val="0E3A46"/>
+                <w:sz w:val="20"/>
+                <w:szCs w:val="20"/>
+              </w:rPr>
+              <w:t xml:space="preserve">Article 18 — Volunteer complaints</w:t>
+            </w:r>
+          </w:p>
+        </w:tc>
+      </w:tr>
+      <w:tr>
+        <w:tc>
+          <w:tcPr>
+            <w:tcW w:type="dxa" w:w="4953"/>
+            <w:tcMar>
+              <w:top w:type="dxa" w:w="80"/>
+              <w:left w:type="dxa" w:w="100"/>
+              <w:bottom w:type="dxa" w:w="80"/>
+              <w:right w:type="dxa" w:w="100"/>
+            </w:tcMar>
+          </w:tcPr>
+          <w:p>
+            <w:pPr>
+              <w:spacing w:after="100"/>
+            </w:pPr>
+            <w:r>
+              <w:rPr>
+                <w:rFonts w:ascii="Arial" w:cs="Arial" w:eastAsia="Arial" w:hAnsi="Arial"/>
+                <w:sz w:val="18"/>
+                <w:szCs w:val="18"/>
+              </w:rPr>
+              <w:t xml:space="preserve">Volonter može svaki problem, uključujući ponašanje drugih volontera, tima ili učesnika, prijaviti koordinatoru, rukovodiocu događaja, Izvršnom direktoru ili, ako se tiče njih, predsjedniku Upravnog odbora, po Kodeksu ponašanja. Prijava je povjerljiva i ne smije imati posljedice po volontera. Volonter ima pravo da bude saslušan prije svake mjere koja se na njega odnosi.</w:t>
+            </w:r>
+          </w:p>
+        </w:tc>
+        <w:tc>
+          <w:tcPr>
+            <w:tcW w:type="dxa" w:w="4953"/>
+            <w:tcMar>
+              <w:top w:type="dxa" w:w="80"/>
+              <w:left w:type="dxa" w:w="100"/>
+              <w:bottom w:type="dxa" w:w="80"/>
+              <w:right w:type="dxa" w:w="100"/>
+            </w:tcMar>
+          </w:tcPr>
+          <w:p>
+            <w:pPr>
+              <w:spacing w:after="100"/>
+            </w:pPr>
+            <w:r>
+              <w:rPr>
+                <w:rFonts w:ascii="Arial" w:cs="Arial" w:eastAsia="Arial" w:hAnsi="Arial"/>
+                <w:sz w:val="18"/>
+                <w:szCs w:val="18"/>
+              </w:rPr>
+              <w:t xml:space="preserve">The volunteer may report any problem, including the conduct of other volunteers, the team or participants, to the coordinator, the event manager, the Executive Director or, if it concerns them, the President of the Board, under the Code of Conduct. The report is confidential and must have no consequences for the volunteer. The volunteer has the right to be heard before any measure that concerns them.</w:t>
             </w:r>
           </w:p>
         </w:tc>
@@ -4183,10 +4303,6 @@
     </w:sectPr>
   </w:body>
 </w:document>
-</file>
-
-<file path=word/comments.xml><?xml version="1.0" encoding="utf-8"?>
-<w:comments xmlns:cx="http://schemas.microsoft.com/office/drawing/2014/chartex" xmlns:cx1="http://schemas.microsoft.com/office/drawing/2015/9/8/chartex" xmlns:cx2="http://schemas.microsoft.com/office/drawing/2015/10/21/chartex" xmlns:cx3="http://schemas.microsoft.com/office/drawing/2016/5/9/chartex" xmlns:cx4="http://schemas.microsoft.com/office/drawing/2016/5/10/chartex" xmlns:cx5="http://schemas.microsoft.com/office/drawing/2016/5/11/chartex" xmlns:cx6="http://schemas.microsoft.com/office/drawing/2016/5/12/chartex" xmlns:cx7="http://schemas.microsoft.com/office/drawing/2016/5/13/chartex" xmlns:cx8="http://schemas.microsoft.com/office/drawing/2016/5/14/chartex" xmlns:mc="http://schemas.openxmlformats.org/markup-compatibility/2006" xmlns:aink="http://schemas.microsoft.com/office/drawing/2016/ink" xmlns:am3d="http://schemas.microsoft.com/office/drawing/2017/model3d" xmlns:o="urn:schemas-microsoft-com:office:office" xmlns:r="http://schemas.openxmlformats.org/officeDocument/2006/relationships" xmlns:m="http://schemas.openxmlformats.org/officeDocument/2006/math" xmlns:v="urn:schemas-microsoft-com:vml" xmlns:wp14="http://schemas.microsoft.com/office/word/2010/wordprocessingDrawing" xmlns:wp="http://schemas.openxmlformats.org/drawingml/2006/wordprocessingDrawing" xmlns:w10="urn:schemas-microsoft-com:office:word" xmlns:w="http://schemas.openxmlformats.org/wordprocessingml/2006/main" xmlns:w14="http://schemas.microsoft.com/office/word/2010/wordml" xmlns:w15="http://schemas.microsoft.com/office/word/2012/wordml" xmlns:w16cex="http://schemas.microsoft.com/office/word/2018/wordml/cex" xmlns:w16cid="http://schemas.microsoft.com/office/word/2016/wordml/cid" xmlns:w16="http://schemas.microsoft.com/office/word/2018/wordml" xmlns:w16sdtdh="http://schemas.microsoft.com/office/word/2020/wordml/sdtdatahash" xmlns:w16se="http://schemas.microsoft.com/office/word/2015/wordml/symex" xmlns:wpg="http://schemas.microsoft.com/office/word/2010/wordprocessingGroup" xmlns:wpi="http://schemas.microsoft.com/office/word/2010/wordprocessingInk" xmlns:wne="http://schemas.microsoft.com/office/word/2006/wordml" xmlns:wps="http://schemas.microsoft.com/office/word/2010/wordprocessingShape"/>
 </file>
 
 <file path=word/endnotes.xml><?xml version="1.0" encoding="utf-8"?>
@@ -4267,7 +4383,7 @@
 <w:numbering xmlns:wpc="http://schemas.microsoft.com/office/word/2010/wordprocessingCanvas" xmlns:mc="http://schemas.openxmlformats.org/markup-compatibility/2006" xmlns:o="urn:schemas-microsoft-com:office:office" xmlns:r="http://schemas.openxmlformats.org/officeDocument/2006/relationships" xmlns:m="http://schemas.openxmlformats.org/officeDocument/2006/math" xmlns:v="urn:schemas-microsoft-com:vml" xmlns:wp14="http://schemas.microsoft.com/office/word/2010/wordprocessingDrawing" xmlns:wp="http://schemas.openxmlformats.org/drawingml/2006/wordprocessingDrawing" xmlns:w10="urn:schemas-microsoft-com:office:word" xmlns:w="http://schemas.openxmlformats.org/wordprocessingml/2006/main" xmlns:w14="http://schemas.microsoft.com/office/word/2010/wordml" xmlns:w15="http://schemas.microsoft.com/office/word/2012/wordml" xmlns:wpg="http://schemas.microsoft.com/office/word/2010/wordprocessingGroup" xmlns:wpi="http://schemas.microsoft.com/office/word/2010/wordprocessingInk" xmlns:wne="http://schemas.microsoft.com/office/word/2006/wordml" xmlns:wps="http://schemas.microsoft.com/office/word/2010/wordprocessingShape" mc:Ignorable="w14 w15 wp14">
   <w:abstractNum w:abstractNumId="1" w15:restartNumberingAfterBreak="0">
     <w:multiLevelType w:val="hybridMultilevel"/>
-    <w:lvl w:ilvl="0" w15:tentative="1">
+    <w:lvl w:ilvl="0" w:tentative="1">
       <w:start w:val="1"/>
       <w:numFmt w:val="bullet"/>
       <w:lvlText w:val="●"/>
@@ -4276,7 +4392,7 @@
         <w:ind w:left="720" w:hanging="360"/>
       </w:pPr>
     </w:lvl>
-    <w:lvl w:ilvl="1" w15:tentative="1">
+    <w:lvl w:ilvl="1" w:tentative="1">
       <w:start w:val="1"/>
       <w:numFmt w:val="bullet"/>
       <w:lvlText w:val="○"/>
@@ -4285,7 +4401,7 @@
         <w:ind w:left="1440" w:hanging="360"/>
       </w:pPr>
     </w:lvl>
-    <w:lvl w:ilvl="2" w15:tentative="1">
+    <w:lvl w:ilvl="2" w:tentative="1">
       <w:start w:val="1"/>
       <w:numFmt w:val="bullet"/>
       <w:lvlText w:val="■"/>
@@ -4294,7 +4410,7 @@
         <w:ind w:left="2160" w:hanging="360"/>
       </w:pPr>
     </w:lvl>
-    <w:lvl w:ilvl="3" w15:tentative="1">
+    <w:lvl w:ilvl="3" w:tentative="1">
       <w:start w:val="1"/>
       <w:numFmt w:val="bullet"/>
       <w:lvlText w:val="●"/>
@@ -4303,7 +4419,7 @@
         <w:ind w:left="2880" w:hanging="360"/>
       </w:pPr>
     </w:lvl>
-    <w:lvl w:ilvl="4" w15:tentative="1">
+    <w:lvl w:ilvl="4" w:tentative="1">
       <w:start w:val="1"/>
       <w:numFmt w:val="bullet"/>
       <w:lvlText w:val="○"/>
@@ -4312,7 +4428,7 @@
         <w:ind w:left="3600" w:hanging="360"/>
       </w:pPr>
     </w:lvl>
-    <w:lvl w:ilvl="5" w15:tentative="1">
+    <w:lvl w:ilvl="5" w:tentative="1">
       <w:start w:val="1"/>
       <w:numFmt w:val="bullet"/>
       <w:lvlText w:val="■"/>
@@ -4321,7 +4437,7 @@
         <w:ind w:left="4320" w:hanging="360"/>
       </w:pPr>
     </w:lvl>
-    <w:lvl w:ilvl="6" w15:tentative="1">
+    <w:lvl w:ilvl="6" w:tentative="1">
       <w:start w:val="1"/>
       <w:numFmt w:val="bullet"/>
       <w:lvlText w:val="●"/>
@@ -4330,7 +4446,7 @@
         <w:ind w:left="5040" w:hanging="360"/>
       </w:pPr>
     </w:lvl>
-    <w:lvl w:ilvl="7" w15:tentative="1">
+    <w:lvl w:ilvl="7" w:tentative="1">
       <w:start w:val="1"/>
       <w:numFmt w:val="bullet"/>
       <w:lvlText w:val="●"/>
@@ -4339,7 +4455,7 @@
         <w:ind w:left="5760" w:hanging="360"/>
       </w:pPr>
     </w:lvl>
-    <w:lvl w:ilvl="8" w15:tentative="1">
+    <w:lvl w:ilvl="8" w:tentative="1">
       <w:start w:val="1"/>
       <w:numFmt w:val="bullet"/>
       <w:lvlText w:val="●"/>
@@ -4351,7 +4467,7 @@
   </w:abstractNum>
   <w:abstractNum w:abstractNumId="2" w15:restartNumberingAfterBreak="0">
     <w:multiLevelType w:val="hybridMultilevel"/>
-    <w:lvl w:ilvl="0" w15:tentative="1">
+    <w:lvl w:ilvl="0" w:tentative="1">
       <w:start w:val="1"/>
       <w:numFmt w:val="bullet"/>
       <w:lvlText w:val="•"/>
@@ -4363,7 +4479,7 @@
   </w:abstractNum>
   <w:abstractNum w:abstractNumId="3" w15:restartNumberingAfterBreak="0">
     <w:multiLevelType w:val="hybridMultilevel"/>
-    <w:lvl w:ilvl="0" w15:tentative="1">
+    <w:lvl w:ilvl="0" w:tentative="1">
       <w:start w:val="1"/>
       <w:numFmt w:val="decimal"/>
       <w:lvlText w:val="%1."/>
@@ -4385,6 +4501,12 @@
       <w:startOverride w:val="1"/>
     </w:lvlOverride>
   </w:num>
+  <w:num w:numId="3">
+    <w:abstractNumId w:val="3"/>
+    <w:lvlOverride w:ilvl="0">
+      <w:startOverride w:val="1"/>
+    </w:lvlOverride>
+  </w:num>
 </w:numbering>
 </file>
 
@@ -4400,37 +4522,9 @@
     </w:rPrDefault>
     <w:pPrDefault/>
   </w:docDefaults>
-  <w:style w:type="paragraph" w:styleId="Title">
-    <w:name w:val="Title"/>
-    <w:basedOn w:val="Normal"/>
-    <w:next w:val="Normal"/>
+  <w:style w:type="paragraph" w:styleId="Normal" w:default="1">
+    <w:name w:val="Normal"/>
     <w:qFormat/>
-    <w:rPr>
-      <w:sz w:val="56"/>
-      <w:szCs w:val="56"/>
-    </w:rPr>
-  </w:style>
-  <w:style w:type="paragraph" w:styleId="Heading1">
-    <w:name w:val="Heading 1"/>
-    <w:basedOn w:val="Normal"/>
-    <w:next w:val="Normal"/>
-    <w:qFormat/>
-    <w:rPr>
-      <w:color w:val="2E74B5"/>
-      <w:sz w:val="32"/>
-      <w:szCs w:val="32"/>
-    </w:rPr>
-  </w:style>
-  <w:style w:type="paragraph" w:styleId="Heading2">
-    <w:name w:val="Heading 2"/>
-    <w:basedOn w:val="Normal"/>
-    <w:next w:val="Normal"/>
-    <w:qFormat/>
-    <w:rPr>
-      <w:color w:val="2E74B5"/>
-      <w:sz w:val="26"/>
-      <w:szCs w:val="26"/>
-    </w:rPr>
   </w:style>
   <w:style w:type="paragraph" w:styleId="Heading3">
     <w:name w:val="Heading 3"/>
@@ -4623,4 +4717,294 @@
     </w:rPr>
   </w:style>
 </w:styles>
+</file>
+
+<file path=word/theme/theme1.xml><?xml version="1.0" encoding="utf-8"?>
+<a:theme xmlns:a="http://schemas.openxmlformats.org/drawingml/2006/main" name="Office Theme">
+  <a:themeElements>
+    <a:clrScheme name="Office">
+      <a:dk1>
+        <a:sysClr val="windowText" lastClr="000000"/>
+      </a:dk1>
+      <a:lt1>
+        <a:sysClr val="window" lastClr="FFFFFF"/>
+      </a:lt1>
+      <a:dk2>
+        <a:srgbClr val="44546A"/>
+      </a:dk2>
+      <a:lt2>
+        <a:srgbClr val="E7E6E6"/>
+      </a:lt2>
+      <a:accent1>
+        <a:srgbClr val="4472C4"/>
+      </a:accent1>
+      <a:accent2>
+        <a:srgbClr val="ED7D31"/>
+      </a:accent2>
+      <a:accent3>
+        <a:srgbClr val="A5A5A5"/>
+      </a:accent3>
+      <a:accent4>
+        <a:srgbClr val="FFC000"/>
+      </a:accent4>
+      <a:accent5>
+        <a:srgbClr val="5B9BD5"/>
+      </a:accent5>
+      <a:accent6>
+        <a:srgbClr val="70AD47"/>
+      </a:accent6>
+      <a:hlink>
+        <a:srgbClr val="0563C1"/>
+      </a:hlink>
+      <a:folHlink>
+        <a:srgbClr val="954F72"/>
+      </a:folHlink>
+    </a:clrScheme>
+    <a:fontScheme name="Office">
+      <a:majorFont>
+        <a:latin typeface="Calibri Light" panose="020F0302020204030204"/>
+        <a:ea typeface=""/>
+        <a:cs typeface=""/>
+        <a:font script="Jpan" typeface="游ゴシック Light"/>
+        <a:font script="Hang" typeface="맑은 고딕"/>
+        <a:font script="Hans" typeface="等线 Light"/>
+        <a:font script="Hant" typeface="新細明體"/>
+        <a:font script="Arab" typeface="Times New Roman"/>
+        <a:font script="Hebr" typeface="Times New Roman"/>
+        <a:font script="Thai" typeface="Angsana New"/>
+        <a:font script="Ethi" typeface="Nyala"/>
+        <a:font script="Beng" typeface="Vrinda"/>
+        <a:font script="Gujr" typeface="Shruti"/>
+        <a:font script="Khmr" typeface="MoolBoran"/>
+        <a:font script="Knda" typeface="Tunga"/>
+        <a:font script="Guru" typeface="Raavi"/>
+        <a:font script="Cans" typeface="Euphemia"/>
+        <a:font script="Cher" typeface="Plantagenet Cherokee"/>
+        <a:font script="Yiii" typeface="Microsoft Yi Baiti"/>
+        <a:font script="Tibt" typeface="Microsoft Himalaya"/>
+        <a:font script="Thaa" typeface="MV Boli"/>
+        <a:font script="Deva" typeface="Mangal"/>
+        <a:font script="Telu" typeface="Gautami"/>
+        <a:font script="Taml" typeface="Latha"/>
+        <a:font script="Syrc" typeface="Estrangelo Edessa"/>
+        <a:font script="Orya" typeface="Kalinga"/>
+        <a:font script="Mlym" typeface="Kartika"/>
+        <a:font script="Laoo" typeface="DokChampa"/>
+        <a:font script="Sinh" typeface="Iskoola Pota"/>
+        <a:font script="Mong" typeface="Mongolian Baiti"/>
+        <a:font script="Viet" typeface="Times New Roman"/>
+        <a:font script="Uigh" typeface="Microsoft Uighur"/>
+        <a:font script="Geor" typeface="Sylfaen"/>
+        <a:font script="Armn" typeface="Arial"/>
+        <a:font script="Bugi" typeface="Leelawadee UI"/>
+        <a:font script="Bopo" typeface="Microsoft JhengHei"/>
+        <a:font script="Java" typeface="Javanese Text"/>
+        <a:font script="Lisu" typeface="Segoe UI"/>
+        <a:font script="Mymr" typeface="Myanmar Text"/>
+        <a:font script="Nkoo" typeface="Ebrima"/>
+        <a:font script="Olck" typeface="Nirmala UI"/>
+        <a:font script="Osma" typeface="Ebrima"/>
+        <a:font script="Phag" typeface="Phagspa"/>
+        <a:font script="Syrn" typeface="Estrangelo Edessa"/>
+        <a:font script="Syrj" typeface="Estrangelo Edessa"/>
+        <a:font script="Syre" typeface="Estrangelo Edessa"/>
+        <a:font script="Sora" typeface="Nirmala UI"/>
+        <a:font script="Tale" typeface="Microsoft Tai Le"/>
+        <a:font script="Talu" typeface="Microsoft New Tai Lue"/>
+        <a:font script="Tfng" typeface="Ebrima"/>
+      </a:majorFont>
+      <a:minorFont>
+        <a:latin typeface="Calibri" panose="020F0502020204030204"/>
+        <a:ea typeface=""/>
+        <a:cs typeface=""/>
+        <a:font script="Jpan" typeface="游明朝"/>
+        <a:font script="Hang" typeface="맑은 고딕"/>
+        <a:font script="Hans" typeface="等线"/>
+        <a:font script="Hant" typeface="新細明體"/>
+        <a:font script="Arab" typeface="Arial"/>
+        <a:font script="Hebr" typeface="Arial"/>
+        <a:font script="Thai" typeface="Cordia New"/>
+        <a:font script="Ethi" typeface="Nyala"/>
+        <a:font script="Beng" typeface="Vrinda"/>
+        <a:font script="Gujr" typeface="Shruti"/>
+        <a:font script="Khmr" typeface="DaunPenh"/>
+        <a:font script="Knda" typeface="Tunga"/>
+        <a:font script="Guru" typeface="Raavi"/>
+        <a:font script="Cans" typeface="Euphemia"/>
+        <a:font script="Cher" typeface="Plantagenet Cherokee"/>
+        <a:font script="Yiii" typeface="Microsoft Yi Baiti"/>
+        <a:font script="Tibt" typeface="Microsoft Himalaya"/>
+        <a:font script="Thaa" typeface="MV Boli"/>
+        <a:font script="Deva" typeface="Mangal"/>
+        <a:font script="Telu" typeface="Gautami"/>
+        <a:font script="Taml" typeface="Latha"/>
+        <a:font script="Syrc" typeface="Estrangelo Edessa"/>
+        <a:font script="Orya" typeface="Kalinga"/>
+        <a:font script="Mlym" typeface="Kartika"/>
+        <a:font script="Laoo" typeface="DokChampa"/>
+        <a:font script="Sinh" typeface="Iskoola Pota"/>
+        <a:font script="Mong" typeface="Mongolian Baiti"/>
+        <a:font script="Viet" typeface="Arial"/>
+        <a:font script="Uigh" typeface="Microsoft Uighur"/>
+        <a:font script="Geor" typeface="Sylfaen"/>
+        <a:font script="Armn" typeface="Arial"/>
+        <a:font script="Bugi" typeface="Leelawadee UI"/>
+        <a:font script="Bopo" typeface="Microsoft JhengHei"/>
+        <a:font script="Java" typeface="Javanese Text"/>
+        <a:font script="Lisu" typeface="Segoe UI"/>
+        <a:font script="Mymr" typeface="Myanmar Text"/>
+        <a:font script="Nkoo" typeface="Ebrima"/>
+        <a:font script="Olck" typeface="Nirmala UI"/>
+        <a:font script="Osma" typeface="Ebrima"/>
+        <a:font script="Phag" typeface="Phagspa"/>
+        <a:font script="Syrn" typeface="Estrangelo Edessa"/>
+        <a:font script="Syrj" typeface="Estrangelo Edessa"/>
+        <a:font script="Syre" typeface="Estrangelo Edessa"/>
+        <a:font script="Sora" typeface="Nirmala UI"/>
+        <a:font script="Tale" typeface="Microsoft Tai Le"/>
+        <a:font script="Talu" typeface="Microsoft New Tai Lue"/>
+        <a:font script="Tfng" typeface="Ebrima"/>
+      </a:minorFont>
+    </a:fontScheme>
+    <a:fmtScheme name="Office">
+      <a:fillStyleLst>
+        <a:solidFill>
+          <a:schemeClr val="phClr"/>
+        </a:solidFill>
+        <a:gradFill rotWithShape="true">
+          <a:gsLst>
+            <a:gs pos="0">
+              <a:schemeClr val="phClr">
+                <a:lumMod val="110000"/>
+                <a:satMod val="105000"/>
+                <a:tint val="67000"/>
+              </a:schemeClr>
+            </a:gs>
+            <a:gs pos="50000">
+              <a:schemeClr val="phClr">
+                <a:lumMod val="105000"/>
+                <a:satMod val="103000"/>
+                <a:tint val="73000"/>
+              </a:schemeClr>
+            </a:gs>
+            <a:gs pos="100000">
+              <a:schemeClr val="phClr">
+                <a:lumMod val="105000"/>
+                <a:satMod val="109000"/>
+                <a:tint val="81000"/>
+              </a:schemeClr>
+            </a:gs>
+          </a:gsLst>
+          <a:lin ang="5400000" scaled="false"/>
+        </a:gradFill>
+        <a:gradFill rotWithShape="true">
+          <a:gsLst>
+            <a:gs pos="0">
+              <a:schemeClr val="phClr">
+                <a:satMod val="103000"/>
+                <a:lumMod val="102000"/>
+                <a:tint val="94000"/>
+              </a:schemeClr>
+            </a:gs>
+            <a:gs pos="50000">
+              <a:schemeClr val="phClr">
+                <a:satMod val="110000"/>
+                <a:lumMod val="100000"/>
+                <a:shade val="100000"/>
+              </a:schemeClr>
+            </a:gs>
+            <a:gs pos="100000">
+              <a:schemeClr val="phClr">
+                <a:lumMod val="99000"/>
+                <a:satMod val="120000"/>
+                <a:shade val="78000"/>
+              </a:schemeClr>
+            </a:gs>
+          </a:gsLst>
+          <a:lin ang="5400000" scaled="false"/>
+        </a:gradFill>
+      </a:fillStyleLst>
+      <a:lnStyleLst>
+        <a:ln w="6350" cap="flat" cmpd="sng" algn="ctr">
+          <a:solidFill>
+            <a:schemeClr val="phClr"/>
+          </a:solidFill>
+          <a:prstDash val="solid"/>
+          <a:miter lim="800000"/>
+        </a:ln>
+        <a:ln w="12700" cap="flat" cmpd="sng" algn="ctr">
+          <a:solidFill>
+            <a:schemeClr val="phClr"/>
+          </a:solidFill>
+          <a:prstDash val="solid"/>
+          <a:miter lim="800000"/>
+        </a:ln>
+        <a:ln w="19050" cap="flat" cmpd="sng" algn="ctr">
+          <a:solidFill>
+            <a:schemeClr val="phClr"/>
+          </a:solidFill>
+          <a:prstDash val="solid"/>
+          <a:miter lim="800000"/>
+        </a:ln>
+      </a:lnStyleLst>
+      <a:effectStyleLst>
+        <a:effectStyle>
+          <a:effectLst/>
+        </a:effectStyle>
+        <a:effectStyle>
+          <a:effectLst/>
+        </a:effectStyle>
+        <a:effectStyle>
+          <a:effectLst>
+            <a:outerShdw blurRad="57150" dist="19050" dir="5400000" algn="ctr" rotWithShape="false">
+              <a:srgbClr val="000000">
+                <a:alpha val="63000"/>
+              </a:srgbClr>
+            </a:outerShdw>
+          </a:effectLst>
+        </a:effectStyle>
+      </a:effectStyleLst>
+      <a:bgFillStyleLst>
+        <a:solidFill>
+          <a:schemeClr val="phClr"/>
+        </a:solidFill>
+        <a:solidFill>
+          <a:schemeClr val="phClr">
+            <a:tint val="95000"/>
+            <a:satMod val="170000"/>
+          </a:schemeClr>
+        </a:solidFill>
+        <a:gradFill rotWithShape="true">
+          <a:gsLst>
+            <a:gs pos="0">
+              <a:schemeClr val="phClr">
+                <a:tint val="93000"/>
+                <a:satMod val="150000"/>
+                <a:shade val="98000"/>
+                <a:lumMod val="102000"/>
+              </a:schemeClr>
+            </a:gs>
+            <a:gs pos="50000">
+              <a:schemeClr val="phClr">
+                <a:tint val="98000"/>
+                <a:satMod val="130000"/>
+                <a:shade val="90000"/>
+                <a:lumMod val="103000"/>
+              </a:schemeClr>
+            </a:gs>
+            <a:gs pos="100000">
+              <a:schemeClr val="phClr">
+                <a:shade val="63000"/>
+                <a:satMod val="120000"/>
+              </a:schemeClr>
+            </a:gs>
+          </a:gsLst>
+          <a:lin ang="5400000" scaled="false"/>
+        </a:gradFill>
+      </a:bgFillStyleLst>
+    </a:fmtScheme>
+  </a:themeElements>
+  <a:objectDefaults/>
+  <a:extraClrSchemeLst/>
+</a:theme>
 </file>
--- a/docs/legal/dist/volunteer-agreement.docx
+++ b/docs/legal/dist/volunteer-agreement.docx
@@ -4296,9 +4296,14 @@
       </w:tr>
     </w:tbl>
     <w:sectPr>
+      <w:headerReference w:type="default" r:id="rId6"/>
+      <w:headerReference w:type="first" r:id="rId7"/>
+      <w:footerReference w:type="default" r:id="rId8"/>
+      <w:footerReference w:type="first" r:id="rId9"/>
       <w:pgSz w:w="11906" w:h="16838" w:orient="portrait"/>
       <w:pgMar w:top="1000" w:right="1000" w:bottom="1000" w:left="1000" w:header="708" w:footer="708" w:gutter="0"/>
       <w:pgNumType/>
+      <w:titlePg/>
       <w:docGrid w:linePitch="360"/>
     </w:sectPr>
   </w:body>
@@ -4342,6 +4347,60 @@
 </w:endnotes>
 </file>
 
+<file path=word/footer1.xml><?xml version="1.0" encoding="utf-8"?>
+<w:ftr xmlns:wpc="http://schemas.microsoft.com/office/word/2010/wordprocessingCanvas" xmlns:mc="http://schemas.openxmlformats.org/markup-compatibility/2006" xmlns:o="urn:schemas-microsoft-com:office:office" xmlns:r="http://schemas.openxmlformats.org/officeDocument/2006/relationships" xmlns:m="http://schemas.openxmlformats.org/officeDocument/2006/math" xmlns:v="urn:schemas-microsoft-com:vml" xmlns:wp14="http://schemas.microsoft.com/office/word/2010/wordprocessingDrawing" xmlns:wp="http://schemas.openxmlformats.org/drawingml/2006/wordprocessingDrawing" xmlns:w10="urn:schemas-microsoft-com:office:word" xmlns:w="http://schemas.openxmlformats.org/wordprocessingml/2006/main" xmlns:w14="http://schemas.microsoft.com/office/word/2010/wordml" xmlns:w15="http://schemas.microsoft.com/office/word/2012/wordml" xmlns:wpg="http://schemas.microsoft.com/office/word/2010/wordprocessingGroup" xmlns:wpi="http://schemas.microsoft.com/office/word/2010/wordprocessingInk" xmlns:wne="http://schemas.microsoft.com/office/word/2006/wordml" xmlns:wps="http://schemas.microsoft.com/office/word/2010/wordprocessingShape">
+  <w:p>
+    <w:pPr>
+      <w:jc w:val="center"/>
+    </w:pPr>
+    <w:r>
+      <w:rPr>
+        <w:rFonts w:ascii="Arial" w:cs="Arial" w:eastAsia="Arial" w:hAnsi="Arial"/>
+        <w:color w:val="5A6A72"/>
+        <w:sz w:val="16"/>
+        <w:szCs w:val="16"/>
+      </w:rPr>
+      <w:fldChar w:fldCharType="begin"/>
+      <w:instrText xml:space="preserve">PAGE</w:instrText>
+      <w:fldChar w:fldCharType="separate"/>
+      <w:fldChar w:fldCharType="end"/>
+      <w:t xml:space="preserve"> / </w:t>
+      <w:fldChar w:fldCharType="begin"/>
+      <w:instrText xml:space="preserve">NUMPAGES</w:instrText>
+      <w:fldChar w:fldCharType="separate"/>
+      <w:fldChar w:fldCharType="end"/>
+    </w:r>
+  </w:p>
+</w:ftr>
+</file>
+
+<file path=word/footer2.xml><?xml version="1.0" encoding="utf-8"?>
+<w:ftr xmlns:wpc="http://schemas.microsoft.com/office/word/2010/wordprocessingCanvas" xmlns:mc="http://schemas.openxmlformats.org/markup-compatibility/2006" xmlns:o="urn:schemas-microsoft-com:office:office" xmlns:r="http://schemas.openxmlformats.org/officeDocument/2006/relationships" xmlns:m="http://schemas.openxmlformats.org/officeDocument/2006/math" xmlns:v="urn:schemas-microsoft-com:vml" xmlns:wp14="http://schemas.microsoft.com/office/word/2010/wordprocessingDrawing" xmlns:wp="http://schemas.openxmlformats.org/drawingml/2006/wordprocessingDrawing" xmlns:w10="urn:schemas-microsoft-com:office:word" xmlns:w="http://schemas.openxmlformats.org/wordprocessingml/2006/main" xmlns:w14="http://schemas.microsoft.com/office/word/2010/wordml" xmlns:w15="http://schemas.microsoft.com/office/word/2012/wordml" xmlns:wpg="http://schemas.microsoft.com/office/word/2010/wordprocessingGroup" xmlns:wpi="http://schemas.microsoft.com/office/word/2010/wordprocessingInk" xmlns:wne="http://schemas.microsoft.com/office/word/2006/wordml" xmlns:wps="http://schemas.microsoft.com/office/word/2010/wordprocessingShape">
+  <w:p>
+    <w:pPr>
+      <w:jc w:val="center"/>
+    </w:pPr>
+    <w:r>
+      <w:rPr>
+        <w:rFonts w:ascii="Arial" w:cs="Arial" w:eastAsia="Arial" w:hAnsi="Arial"/>
+        <w:color w:val="5A6A72"/>
+        <w:sz w:val="16"/>
+        <w:szCs w:val="16"/>
+      </w:rPr>
+      <w:fldChar w:fldCharType="begin"/>
+      <w:instrText xml:space="preserve">PAGE</w:instrText>
+      <w:fldChar w:fldCharType="separate"/>
+      <w:fldChar w:fldCharType="end"/>
+      <w:t xml:space="preserve"> / </w:t>
+      <w:fldChar w:fldCharType="begin"/>
+      <w:instrText xml:space="preserve">NUMPAGES</w:instrText>
+      <w:fldChar w:fldCharType="separate"/>
+      <w:fldChar w:fldCharType="end"/>
+    </w:r>
+  </w:p>
+</w:ftr>
+</file>
+
 <file path=word/footnotes.xml><?xml version="1.0" encoding="utf-8"?>
 <w:footnotes xmlns:wpc="http://schemas.microsoft.com/office/word/2010/wordprocessingCanvas" xmlns:mc="http://schemas.openxmlformats.org/markup-compatibility/2006" xmlns:o="urn:schemas-microsoft-com:office:office" xmlns:r="http://schemas.openxmlformats.org/officeDocument/2006/relationships" xmlns:m="http://schemas.openxmlformats.org/officeDocument/2006/math" xmlns:v="urn:schemas-microsoft-com:vml" xmlns:wp14="http://schemas.microsoft.com/office/word/2010/wordprocessingDrawing" xmlns:wp="http://schemas.openxmlformats.org/drawingml/2006/wordprocessingDrawing" xmlns:w10="urn:schemas-microsoft-com:office:word" xmlns:w="http://schemas.openxmlformats.org/wordprocessingml/2006/main" xmlns:w14="http://schemas.microsoft.com/office/word/2010/wordml" xmlns:w15="http://schemas.microsoft.com/office/word/2012/wordml" xmlns:wpg="http://schemas.microsoft.com/office/word/2010/wordprocessingGroup" xmlns:wpi="http://schemas.microsoft.com/office/word/2010/wordprocessingInk" xmlns:wne="http://schemas.microsoft.com/office/word/2006/wordml" xmlns:wps="http://schemas.microsoft.com/office/word/2010/wordprocessingShape" mc:Ignorable="w14 w15 wp14">
   <w:footnote w:type="separator" w:id="-1">
@@ -4377,6 +4436,29 @@
     </w:p>
   </w:footnote>
 </w:footnotes>
+</file>
+
+<file path=word/header1.xml><?xml version="1.0" encoding="utf-8"?>
+<w:hdr xmlns:wpc="http://schemas.microsoft.com/office/word/2010/wordprocessingCanvas" xmlns:mc="http://schemas.openxmlformats.org/markup-compatibility/2006" xmlns:o="urn:schemas-microsoft-com:office:office" xmlns:r="http://schemas.openxmlformats.org/officeDocument/2006/relationships" xmlns:m="http://schemas.openxmlformats.org/officeDocument/2006/math" xmlns:v="urn:schemas-microsoft-com:vml" xmlns:wp14="http://schemas.microsoft.com/office/word/2010/wordprocessingDrawing" xmlns:wp="http://schemas.openxmlformats.org/drawingml/2006/wordprocessingDrawing" xmlns:w10="urn:schemas-microsoft-com:office:word" xmlns:w="http://schemas.openxmlformats.org/wordprocessingml/2006/main" xmlns:w14="http://schemas.microsoft.com/office/word/2010/wordml" xmlns:w15="http://schemas.microsoft.com/office/word/2012/wordml" xmlns:wpg="http://schemas.microsoft.com/office/word/2010/wordprocessingGroup" xmlns:wpi="http://schemas.microsoft.com/office/word/2010/wordprocessingInk" xmlns:wne="http://schemas.microsoft.com/office/word/2006/wordml" xmlns:wps="http://schemas.microsoft.com/office/word/2010/wordprocessingShape" xmlns:cx="http://schemas.microsoft.com/office/drawing/2014/chartex" xmlns:cx1="http://schemas.microsoft.com/office/drawing/2015/9/8/chartex" xmlns:cx2="http://schemas.microsoft.com/office/drawing/2015/10/21/chartex" xmlns:cx3="http://schemas.microsoft.com/office/drawing/2016/5/9/chartex" xmlns:cx4="http://schemas.microsoft.com/office/drawing/2016/5/10/chartex" xmlns:cx5="http://schemas.microsoft.com/office/drawing/2016/5/11/chartex" xmlns:cx6="http://schemas.microsoft.com/office/drawing/2016/5/12/chartex" xmlns:cx7="http://schemas.microsoft.com/office/drawing/2016/5/13/chartex" xmlns:cx8="http://schemas.microsoft.com/office/drawing/2016/5/14/chartex" xmlns:w16cid="http://schemas.microsoft.com/office/word/2016/wordml/cid" xmlns:w16se="http://schemas.microsoft.com/office/word/2015/wordml/symex">
+  <w:p>
+    <w:pPr>
+      <w:jc w:val="right"/>
+    </w:pPr>
+    <w:r>
+      <w:rPr>
+        <w:rFonts w:ascii="Arial" w:cs="Arial" w:eastAsia="Arial" w:hAnsi="Arial"/>
+        <w:color w:val="5A6A72"/>
+        <w:sz w:val="16"/>
+        <w:szCs w:val="16"/>
+      </w:rPr>
+      <w:t xml:space="preserve">Ugovor o volontiranju i pravila za volontere</w:t>
+    </w:r>
+  </w:p>
+</w:hdr>
+</file>
+
+<file path=word/header2.xml><?xml version="1.0" encoding="utf-8"?>
+<w:hdr xmlns:wpc="http://schemas.microsoft.com/office/word/2010/wordprocessingCanvas" xmlns:mc="http://schemas.openxmlformats.org/markup-compatibility/2006" xmlns:o="urn:schemas-microsoft-com:office:office" xmlns:r="http://schemas.openxmlformats.org/officeDocument/2006/relationships" xmlns:m="http://schemas.openxmlformats.org/officeDocument/2006/math" xmlns:v="urn:schemas-microsoft-com:vml" xmlns:wp14="http://schemas.microsoft.com/office/word/2010/wordprocessingDrawing" xmlns:wp="http://schemas.openxmlformats.org/drawingml/2006/wordprocessingDrawing" xmlns:w10="urn:schemas-microsoft-com:office:word" xmlns:w="http://schemas.openxmlformats.org/wordprocessingml/2006/main" xmlns:w14="http://schemas.microsoft.com/office/word/2010/wordml" xmlns:w15="http://schemas.microsoft.com/office/word/2012/wordml" xmlns:wpg="http://schemas.microsoft.com/office/word/2010/wordprocessingGroup" xmlns:wpi="http://schemas.microsoft.com/office/word/2010/wordprocessingInk" xmlns:wne="http://schemas.microsoft.com/office/word/2006/wordml" xmlns:wps="http://schemas.microsoft.com/office/word/2010/wordprocessingShape" xmlns:cx="http://schemas.microsoft.com/office/drawing/2014/chartex" xmlns:cx1="http://schemas.microsoft.com/office/drawing/2015/9/8/chartex" xmlns:cx2="http://schemas.microsoft.com/office/drawing/2015/10/21/chartex" xmlns:cx3="http://schemas.microsoft.com/office/drawing/2016/5/9/chartex" xmlns:cx4="http://schemas.microsoft.com/office/drawing/2016/5/10/chartex" xmlns:cx5="http://schemas.microsoft.com/office/drawing/2016/5/11/chartex" xmlns:cx6="http://schemas.microsoft.com/office/drawing/2016/5/12/chartex" xmlns:cx7="http://schemas.microsoft.com/office/drawing/2016/5/13/chartex" xmlns:cx8="http://schemas.microsoft.com/office/drawing/2016/5/14/chartex" xmlns:w16cid="http://schemas.microsoft.com/office/word/2016/wordml/cid" xmlns:w16se="http://schemas.microsoft.com/office/word/2015/wordml/symex"/>
 </file>
 
 <file path=word/numbering.xml><?xml version="1.0" encoding="utf-8"?>
